--- a/src/Layers/W1/BaseApp/Finance/FinancialReports/FinancialReportExportEmail.docx
+++ b/src/Layers/W1/BaseApp/Finance/FinancialReports/FinancialReportExportEmail.docx
@@ -14,10 +14,10 @@
         <w:placeholder>
           <w:docPart w:val="DefaultPlaceholder_-1854013440"/>
         </w:placeholder>
-        <w:dataBinding w:prefixMappings="xmlns:ns0='urn:microsoft-dynamics-nav/reports/Financial_Report_Export_Email/99009600/'" w:xpath="/ns0:NavWordReportXmlPart[1]/ns0:Root[1]/ns0:GreetingTxt[1]" w:storeItemID="{D668ADF5-4AEE-4163-8689-20F4DB5C2F6D}"/>
+        <w:dataBinding w:prefixMappings="xmlns:ns0='urn:microsoft-dynamics-nav/reports/Financial_Report_Export_Email/8360/'" w:xpath="/ns0:NavWordReportXmlPart[1]/ns0:Root[1]/ns0:GreetingTxt[1]" w:storeItemID="{D668ADF5-4AEE-4163-8689-20F4DB5C2F6D}"/>
         <w:text/>
         <w:alias w:val="#Nav: /Root/GreetingTxt"/>
-        <w:tag w:val="#Nav: Financial_Report_Export_Email/99009600"/>
+        <w:tag w:val="#Nav: Financial_Report_Export_Email/8360"/>
       </w:sdtPr>
       <w:sdtContent>
         <w:p>
@@ -55,10 +55,10 @@
         <w:placeholder>
           <w:docPart w:val="DefaultPlaceholder_-1854013440"/>
         </w:placeholder>
-        <w:dataBinding w:prefixMappings="xmlns:ns0='urn:microsoft-dynamics-nav/reports/Financial_Report_Export_Email/99009600/'" w:xpath="/ns0:NavWordReportXmlPart[1]/ns0:Root[1]/ns0:ReportContext[1]" w:storeItemID="{D668ADF5-4AEE-4163-8689-20F4DB5C2F6D}"/>
+        <w:dataBinding w:prefixMappings="xmlns:ns0='urn:microsoft-dynamics-nav/reports/Financial_Report_Export_Email/8360/'" w:xpath="/ns0:NavWordReportXmlPart[1]/ns0:Root[1]/ns0:ReportContext[1]" w:storeItemID="{D668ADF5-4AEE-4163-8689-20F4DB5C2F6D}"/>
         <w:text/>
         <w:alias w:val="#Nav: /Root/ReportContext"/>
-        <w:tag w:val="#Nav: Financial_Report_Export_Email/99009600"/>
+        <w:tag w:val="#Nav: Financial_Report_Export_Email/8360"/>
       </w:sdtPr>
       <w:sdtContent>
         <w:p>
@@ -105,10 +105,10 @@
           <w:placeholder>
             <w:docPart w:val="DefaultPlaceholder_-1854013440"/>
           </w:placeholder>
-          <w:dataBinding w:prefixMappings="xmlns:ns0='urn:microsoft-dynamics-nav/reports/Financial_Report_Export_Email/99009600/'" w:xpath="/ns0:NavWordReportXmlPart[1]/ns0:Root[1]/ns0:AutomatedEmailTxt[1]" w:storeItemID="{D668ADF5-4AEE-4163-8689-20F4DB5C2F6D}"/>
+          <w:dataBinding w:prefixMappings="xmlns:ns0='urn:microsoft-dynamics-nav/reports/Financial_Report_Export_Email/8360/'" w:xpath="/ns0:NavWordReportXmlPart[1]/ns0:Root[1]/ns0:AutomatedEmailTxt[1]" w:storeItemID="{D668ADF5-4AEE-4163-8689-20F4DB5C2F6D}"/>
           <w:text/>
           <w:alias w:val="#Nav: /Root/AutomatedEmailTxt"/>
-          <w:tag w:val="#Nav: Financial_Report_Export_Email/99009600"/>
+          <w:tag w:val="#Nav: Financial_Report_Export_Email/8360"/>
         </w:sdtPr>
         <w:sdtContent>
           <w:proofErr w:type="spellStart"/>
@@ -145,10 +145,10 @@
           <w:placeholder>
             <w:docPart w:val="DefaultPlaceholder_-1854013440"/>
           </w:placeholder>
-          <w:dataBinding w:prefixMappings="xmlns:ns0='urn:microsoft-dynamics-nav/reports/Financial_Report_Export_Email/99009600/'" w:xpath="/ns0:NavWordReportXmlPart[1]/ns0:Root[1]/ns0:Schedules_Url[1]" w:storeItemID="{D668ADF5-4AEE-4163-8689-20F4DB5C2F6D}"/>
+          <w:dataBinding w:prefixMappings="xmlns:ns0='urn:microsoft-dynamics-nav/reports/Financial_Report_Export_Email/8360/'" w:xpath="/ns0:NavWordReportXmlPart[1]/ns0:Root[1]/ns0:Schedules_Url[1]" w:storeItemID="{D668ADF5-4AEE-4163-8689-20F4DB5C2F6D}"/>
           <w:text/>
           <w:alias w:val="#Nav: /Root/Schedules_Url"/>
-          <w:tag w:val="#Nav: Financial_Report_Export_Email/99009600"/>
+          <w:tag w:val="#Nav: Financial_Report_Export_Email/8360"/>
         </w:sdtPr>
         <w:sdtContent>
           <w:proofErr w:type="spellStart"/>
@@ -1464,105 +1464,53 @@
 </a:theme>
 </file>
 
-<file path=customXml/item1.xml>��< ? x m l   v e r s i o n = " 1 . 0 "   e n c o d i n g = " u t f - 1 6 " ? > < N a v W o r d R e p o r t X m l P a r t   x m l n s = " u r n : m i c r o s o f t - d y n a m i c s - n a v / r e p o r t s / F i n a n c i a l _ R e p o r t _ E x p o r t _ E m a i l / 9 9 0 0 9 6 0 0 / " > - 
-     < B C R e p o r t I n f o r m a t i o n > - 
-         < R e p o r t M e t a d a t a > - 
-             < E x t e n s i o n I d > E x t e n s i o n   I D < / E x t e n s i o n I d > - 
-             < E x t e n s i o n N a m e > E x t e n s i o n   N a m e < / E x t e n s i o n N a m e > - 
-             < E x t e n s i o n P u b l i s h e r > E x t e n s i o n   P u b l i s h e r < / E x t e n s i o n P u b l i s h e r > - 
-             < E x t e n s i o n V e r s i o n > E x t e n s i o n   V e r s i o n < / E x t e n s i o n V e r s i o n > - 
-             < R e p o r t I d > R e p o r t   I D < / R e p o r t I d > - 
-             < R e p o r t N a m e > R e p o r t   N a m e < / R e p o r t N a m e > - 
-             < A b o u t T h i s R e p o r t T i t l e > A b o u t   T h i s   R e p o r t   T i t l e < / A b o u t T h i s R e p o r t T i t l e > - 
-             < A b o u t T h i s R e p o r t T e x t > A b o u t   T h i s   R e p o r t   T e x t < / A b o u t T h i s R e p o r t T e x t > - 
-             < R e p o r t H e l p L i n k > R e p o r t   H e l p   L i n k < / R e p o r t H e l p L i n k > - 
-         < / R e p o r t M e t a d a t a > - 
-         < R e p o r t R e q u e s t > - 
-             < T e n a n t E n t r a I d > T e n a n t   E n t r a   I d < / T e n a n t E n t r a I d > - 
-             < E n v i r o n m e n t N a m e > E n v i r o n m e n t   N a m e < / E n v i r o n m e n t N a m e > - 
-             < E n v i r o n m e n t T y p e > E n v i r o n m e n t   T y p e < / E n v i r o n m e n t T y p e > - 
-             < C o m p a n y N a m e > C o m p a n y   N a m e < / C o m p a n y N a m e > - 
-             < C o m p a n y D i s p l a y N a m e > C o m p a n y   D i s p l a y   N a m e < / C o m p a n y D i s p l a y N a m e > - 
-             < C o m p a n y I d > C o m p a n y   I D < / C o m p a n y I d > - 
-             < U s e r N a m e > U s e r   N a m e < / U s e r N a m e > - 
-             < D a t e A n d T i m e > D a t e   a n d   T i m e < / D a t e A n d T i m e > - 
-             < L a n g u a g e > L a n g u a g e < / L a n g u a g e > - 
-             < F o r m a t R e g i o n > F o r m a t   R e g i o n < / F o r m a t R e g i o n > - 
-             < D a t e T i m e V a l u e s > - 
-                 < Y e a r > Y e a r < / Y e a r > - 
-                 < M o n t h N u m b e r > M o n t h   N u m b e r < / M o n t h N u m b e r > - 
-                 < D a y N u m b e r > D a y   N u m b e r < / D a y N u m b e r > - 
-                 < H o u r > H o u r < / H o u r > - 
-                 < M i n u t e > M i n u t e < / M i n u t e > - 
-             < / D a t e T i m e V a l u e s > - 
-         < / R e p o r t R e q u e s t > - 
-     < / B C R e p o r t I n f o r m a t i o n > - 
-     < R o o t > - 
-         < A u t o m a t e d E m a i l T x t > A u t o m a t e d E m a i l T x t < / A u t o m a t e d E m a i l T x t > - 
-         < G r e e t i n g T x t > G r e e t i n g T x t < / G r e e t i n g T x t > - 
-         < R e p o r t C o n t e x t > R e p o r t C o n t e x t < / R e p o r t C o n t e x t > - 
-         < S c h e d u l e s _ U r l > S c h e d u l e s _ U r l < / S c h e d u l e s _ U r l > - 
-         < S c h e d u l e s _ U r l T e x t > S c h e d u l e s _ U r l T e x t < / S c h e d u l e s _ U r l T e x t > - 
-         < F i n a n c i a l R e p o r t S c h e d u l e > - 
-             < C o d e > C o d e < / C o d e > - 
-             < D e s c r i p t i o n > D e s c r i p t i o n < / D e s c r i p t i o n > - 
-             < F i n a n c i a l R e p o r t N a m e > F i n a n c i a l R e p o r t N a m e < / F i n a n c i a l R e p o r t N a m e > - 
-         < / F i n a n c i a l R e p o r t S c h e d u l e > - 
-     < / R o o t > - 
- < / N a v W o r d R e p o r t X m l P a r t > 
-</file>
-
-<file path=customXml/itemProps1.xml><?xml version="1.0" encoding="utf-8"?>
-<ds:datastoreItem xmlns:ds="http://schemas.openxmlformats.org/officeDocument/2006/customXml" ds:itemID="{D668ADF5-4AEE-4163-8689-20F4DB5C2F6D}">
-  <ds:schemaRefs>
-    <ds:schemaRef ds:uri="urn:microsoft-dynamics-nav/reports/Financial_Report_Export_Email/99009600/"/>
-  </ds:schemaRefs>
-</ds:datastoreItem>
+<file path=customXml/item2.xml><?xml version="1.0" encoding="utf-8"?>
+<NavWordReportXmlPart xmlns="urn:microsoft-dynamics-nav/reports/Financial_Report_Export_Email/8360/">
+  <BCReportInformation>
+    <ReportMetadata>
+      <ExtensionId>Extension ID</ExtensionId>
+      <ExtensionName>Extension Name</ExtensionName>
+      <ExtensionPublisher>Extension Publisher</ExtensionPublisher>
+      <ExtensionVersion>Extension Version</ExtensionVersion>
+      <ReportId>Report ID</ReportId>
+      <ReportName>Report Name</ReportName>
+      <AboutThisReportTitle>About This Report Title</AboutThisReportTitle>
+      <AboutThisReportText>About This Report Text</AboutThisReportText>
+      <ReportHelpLink>Report Help Link</ReportHelpLink>
+    </ReportMetadata>
+    <ReportRequest>
+      <TenantEntraId>Tenant Entra Id</TenantEntraId>
+      <EnvironmentName>Environment Name</EnvironmentName>
+      <EnvironmentType>Environment Type</EnvironmentType>
+      <CompanyName>Company Name</CompanyName>
+      <CompanyDisplayName>Company Display Name</CompanyDisplayName>
+      <CompanyId>Company ID</CompanyId>
+      <UserName>User Name</UserName>
+      <DateAndTime>Date and Time</DateAndTime>
+      <Language>Language</Language>
+      <FormatRegion>Format Region</FormatRegion>
+      <DateTimeValues>
+        <Year>Year</Year>
+        <MonthNumber>Month Number</MonthNumber>
+        <DayNumber>Day Number</DayNumber>
+        <Hour>Hour</Hour>
+        <Minute>Minute</Minute>
+      </DateTimeValues>
+    </ReportRequest>
+  </BCReportInformation>
+  <Root>
+    <AutomatedEmailTxt>AutomatedEmailTxt</AutomatedEmailTxt>
+    <GreetingTxt>GreetingTxt</GreetingTxt>
+    <ReportContext>ReportContext</ReportContext>
+    <Schedules_Url>Schedules_Url</Schedules_Url>
+    <Schedules_UrlText>Schedules_UrlText</Schedules_UrlText>
+    <FinancialReportSchedule>
+      <Code>Code</Code>
+      <Description>Description</Description>
+      <FinancialReportName>FinancialReportName</FinancialReportName>
+    </FinancialReportSchedule>
+  </Root>
+</NavWordReportXmlPart>
 </file>
 
 <file path=docMetadata/LabelInfo.xml><?xml version="1.0" encoding="utf-8"?>

--- a/src/Layers/W1/BaseApp/Finance/FinancialReports/FinancialReportExportEmail.docx
+++ b/src/Layers/W1/BaseApp/Finance/FinancialReports/FinancialReportExportEmail.docx
@@ -1464,53 +1464,372 @@
 </a:theme>
 </file>
 
-<file path=customXml/item2.xml><?xml version="1.0" encoding="utf-8"?>
-<NavWordReportXmlPart xmlns="urn:microsoft-dynamics-nav/reports/Financial_Report_Export_Email/8360/">
-  <BCReportInformation>
-    <ReportMetadata>
-      <ExtensionId>Extension ID</ExtensionId>
-      <ExtensionName>Extension Name</ExtensionName>
-      <ExtensionPublisher>Extension Publisher</ExtensionPublisher>
-      <ExtensionVersion>Extension Version</ExtensionVersion>
-      <ReportId>Report ID</ReportId>
-      <ReportName>Report Name</ReportName>
-      <AboutThisReportTitle>About This Report Title</AboutThisReportTitle>
-      <AboutThisReportText>About This Report Text</AboutThisReportText>
-      <ReportHelpLink>Report Help Link</ReportHelpLink>
-    </ReportMetadata>
-    <ReportRequest>
-      <TenantEntraId>Tenant Entra Id</TenantEntraId>
-      <EnvironmentName>Environment Name</EnvironmentName>
-      <EnvironmentType>Environment Type</EnvironmentType>
-      <CompanyName>Company Name</CompanyName>
-      <CompanyDisplayName>Company Display Name</CompanyDisplayName>
-      <CompanyId>Company ID</CompanyId>
-      <UserName>User Name</UserName>
-      <DateAndTime>Date and Time</DateAndTime>
-      <Language>Language</Language>
-      <FormatRegion>Format Region</FormatRegion>
-      <DateTimeValues>
-        <Year>Year</Year>
-        <MonthNumber>Month Number</MonthNumber>
-        <DayNumber>Day Number</DayNumber>
-        <Hour>Hour</Hour>
-        <Minute>Minute</Minute>
-      </DateTimeValues>
-    </ReportRequest>
-  </BCReportInformation>
-  <Root>
-    <AutomatedEmailTxt>AutomatedEmailTxt</AutomatedEmailTxt>
-    <GreetingTxt>GreetingTxt</GreetingTxt>
-    <ReportContext>ReportContext</ReportContext>
-    <Schedules_Url>Schedules_Url</Schedules_Url>
-    <Schedules_UrlText>Schedules_UrlText</Schedules_UrlText>
-    <FinancialReportSchedule>
-      <Code>Code</Code>
-      <Description>Description</Description>
-      <FinancialReportName>FinancialReportName</FinancialReportName>
-    </FinancialReportSchedule>
-  </Root>
-</NavWordReportXmlPart>
+<file path=customXml/item2.xml>��< ? x m l   v e r s i o n = " 1 . 0 "   e n c o d i n g = " u t f - 1 6 " ? > + 
+ < N a v W o r d R e p o r t X m l P a r t   x m l n s = " u r n : m i c r o s o f t - d y n a m i c s - n a v / r e p o r t s / F i n a n c i a l _ R e p o r t _ E x p o r t _ E m a i l / 8 3 6 0 / " > + 
+     < B C R e p o r t I n f o r m a t i o n > + 
+         < R e p o r t M e t a d a t a > + 
+             < E x t e n s i o n I d > E x t e n s i o n   I D < / E x t e n s i o n I d > + 
+             < E x t e n s i o n N a m e > E x t e n s i o n   N a m e < / E x t e n s i o n N a m e > + 
+             < E x t e n s i o n P u b l i s h e r > E x t e n s i o n   P u b l i s h e r < / E x t e n s i o n P u b l i s h e r > + 
+             < E x t e n s i o n V e r s i o n > E x t e n s i o n   V e r s i o n < / E x t e n s i o n V e r s i o n > + 
+             < R e p o r t I d > R e p o r t   I D < / R e p o r t I d > + 
+             < R e p o r t N a m e > R e p o r t   N a m e < / R e p o r t N a m e > + 
+             < A b o u t T h i s R e p o r t T i t l e > A b o u t   T h i s   R e p o r t   T i t l e < / A b o u t T h i s R e p o r t T i t l e > + 
+             < A b o u t T h i s R e p o r t T e x t > A b o u t   T h i s   R e p o r t   T e x t < / A b o u t T h i s R e p o r t T e x t > + 
+             < R e p o r t H e l p L i n k > R e p o r t   H e l p   L i n k < / R e p o r t H e l p L i n k > + 
+         < / R e p o r t M e t a d a t a > + 
+         < R e p o r t R e q u e s t > + 
+             < T e n a n t E n t r a I d > T e n a n t   E n t r a   I d < / T e n a n t E n t r a I d > + 
+             < E n v i r o n m e n t N a m e > E n v i r o n m e n t   N a m e < / E n v i r o n m e n t N a m e > + 
+             < E n v i r o n m e n t T y p e > E n v i r o n m e n t   T y p e < / E n v i r o n m e n t T y p e > + 
+             < C o m p a n y N a m e > C o m p a n y   N a m e < / C o m p a n y N a m e > + 
+             < C o m p a n y D i s p l a y N a m e > C o m p a n y   D i s p l a y   N a m e < / C o m p a n y D i s p l a y N a m e > + 
+             < C o m p a n y I d > C o m p a n y   I D < / C o m p a n y I d > + 
+             < U s e r N a m e > U s e r   N a m e < / U s e r N a m e > + 
+             < D a t e A n d T i m e > D a t e   a n d   T i m e < / D a t e A n d T i m e > + 
+             < L a n g u a g e > L a n g u a g e < / L a n g u a g e > + 
+             < F o r m a t R e g i o n > F o r m a t   R e g i o n < / F o r m a t R e g i o n > + 
+             < D a t e T i m e V a l u e s > + 
+                 < Y e a r > Y e a r < / Y e a r > + 
+                 < M o n t h N u m b e r > M o n t h   N u m b e r < / M o n t h N u m b e r > + 
+                 < D a y N u m b e r > D a y   N u m b e r < / D a y N u m b e r > + 
+                 < H o u r > H o u r < / H o u r > + 
+                 < M i n u t e > M i n u t e < / M i n u t e > + 
+             < / D a t e T i m e V a l u e s > + 
+         < / R e p o r t R e q u e s t > + 
+         < C o m p a n y M e t a d a t a > + 
+             < C o m p a n y N a m e > C o m p a n y   N a m e < / C o m p a n y N a m e > + 
+             < C o m p a n y D i s p l a y N a m e > C o m p a n y   D i s p l a y   N a m e < / C o m p a n y D i s p l a y N a m e > + 
+             < C o m p a n y A d d r e s s L i n e s > + 
+                 < C o m p a n y A d d r e s s L i n e > C o m p a n y   A d d r e s s   L i n e   1 < / C o m p a n y A d d r e s s L i n e > + 
+                 < C o m p a n y A d d r e s s L i n e > C o m p a n y   A d d r e s s   L i n e   2 < / C o m p a n y A d d r e s s L i n e > + 
+                 < C o m p a n y A d d r e s s L i n e > C o m p a n y   A d d r e s s   L i n e   3 < / C o m p a n y A d d r e s s L i n e > + 
+                 < C o m p a n y A d d r e s s L i n e > C o m p a n y   A d d r e s s   L i n e   4 < / C o m p a n y A d d r e s s L i n e > + 
+                 < C o m p a n y A d d r e s s L i n e > C o m p a n y   A d d r e s s   L i n e   5 < / C o m p a n y A d d r e s s L i n e > + 
+                 < C o m p a n y A d d r e s s L i n e > C o m p a n y   A d d r e s s   L i n e   6 < / C o m p a n y A d d r e s s L i n e > + 
+                 < C o m p a n y A d d r e s s L i n e > C o m p a n y   A d d r e s s   L i n e   7 < / C o m p a n y A d d r e s s L i n e > + 
+                 < C o m p a n y A d d r e s s L i n e > C o m p a n y   A d d r e s s   L i n e   8 < / C o m p a n y A d d r e s s L i n e > + 
+             < / C o m p a n y A d d r e s s L i n e s > + 
+             < C o m p a n y P h o n e > C o m p a n y   P h o n e < / C o m p a n y P h o n e > + 
+             < C o m p a n y P h o n e C a p t i o n > C o m p a n y   P h o n e   C a p t i o n < / C o m p a n y P h o n e C a p t i o n > + 
+             < C o m p a n y F a x N o > C o m p a n y   F a x   N o . < / C o m p a n y F a x N o > + 
+             < C o m p a n y F a x N o C a p t i o n > C o m p a n y   F a x   N o .   C a p t i o n < / C o m p a n y F a x N o C a p t i o n > + 
+             < C o m p a n y E m a i l > C o m p a n y   E m a i l < / C o m p a n y E m a i l > + 
+             < C o m p a n y E m a i l C a p t i o n > C o m p a n y   E m a i l   C a p t i o n < / C o m p a n y E m a i l C a p t i o n > + 
+             < C o m p a n y H o m e P a g e > C o m p a n y   H o m e   P a g e < / C o m p a n y H o m e P a g e > + 
+             < C o m p a n y H o m e P a g e C a p t i o n > C o m p a n y   H o m e   P a g e   C a p t i o n < / C o m p a n y H o m e P a g e C a p t i o n > + 
+             < C o m p a n y L o g o > C o m p a n y   L o g o < / C o m p a n y L o g o > + 
+             < C o m p a n y V A T R e g i s t r a t i o n N o > C o m p a n y   V A T   R e g i s t r a t i o n   N o . < / C o m p a n y V A T R e g i s t r a t i o n N o > + 
+             < C o m p a n y V A T R e g i s t r a t i o n N o C a p t i o n > C o m p a n y   V A T   R e g i s t r a t i o n   N o .   C a p t i o n < / C o m p a n y V A T R e g i s t r a t i o n N o C a p t i o n > + 
+             < C o m p a n y R e g i s t r a t i o n N o > C o m p a n y   R e g i s t r a t i o n   N o . < / C o m p a n y R e g i s t r a t i o n N o > + 
+             < C o m p a n y R e g i s t r a t i o n N o C a p t i o n > C o m p a n y   R e g i s t r a t i o n   N o .   C a p t i o n < / C o m p a n y R e g i s t r a t i o n N o C a p t i o n > + 
+             < C o m p a n y B a n k N a m e > C o m p a n y   B a n k   N a m e < / C o m p a n y B a n k N a m e > + 
+             < C o m p a n y B a n k N a m e C a p t i o n > C o m p a n y   B a n k   N a m e   C a p t i o n < / C o m p a n y B a n k N a m e C a p t i o n > + 
+             < C o m p a n y B a n k A c c o u n t N o > C o m p a n y   B a n k   A c c o u n t   N o . < / C o m p a n y B a n k A c c o u n t N o > + 
+             < C o m p a n y B a n k A c c o u n t N o C a p t i o n > C o m p a n y   B a n k   A c c o u n t   N o .   C a p t i o n < / C o m p a n y B a n k A c c o u n t N o C a p t i o n > + 
+             < C o m p a n y B a n k B r a n c h N o > C o m p a n y   B a n k   B r a n c h   N o . < / C o m p a n y B a n k B r a n c h N o > + 
+             < C o m p a n y B a n k B r a n c h N o C a p t i o n > C o m p a n y   B a n k   B r a n c h   N o .   C a p t i o n < / C o m p a n y B a n k B r a n c h N o C a p t i o n > + 
+             < C o m p a n y I B A N > C o m p a n y   I B A N < / C o m p a n y I B A N > + 
+             < C o m p a n y I B A N C a p t i o n > C o m p a n y   I B A N   C a p t i o n < / C o m p a n y I B A N C a p t i o n > + 
+             < C o m p a n y B a n k S W I F T > C o m p a n y   B a n k   S W I F T < / C o m p a n y B a n k S W I F T > + 
+             < C o m p a n y B a n k S W I F T C a p t i o n > C o m p a n y   B a n k   S W I F T   C a p t i o n < / C o m p a n y B a n k S W I F T C a p t i o n > + 
+             < C o m p a n y G i r o N o > C o m p a n y   G i r o   N o . < / C o m p a n y G i r o N o > + 
+             < C o m p a n y G i r o N o C a p t i o n > C o m p a n y   G i r o   N o .   C a p t i o n < / C o m p a n y G i r o N o C a p t i o n > + 
+         < / C o m p a n y M e t a d a t a > + 
+     < / B C R e p o r t I n f o r m a t i o n > + 
+     < R o o t > + 
+         < A u t o m a t e d E m a i l T x t > A u t o m a t e d E m a i l T x t < / A u t o m a t e d E m a i l T x t > + 
+         < G r e e t i n g T x t > G r e e t i n g T x t < / G r e e t i n g T x t > + 
+         < R e p o r t C o n t e x t > R e p o r t C o n t e x t < / R e p o r t C o n t e x t > + 
+         < S c h e d u l e s _ U r l > S c h e d u l e s _ U r l < / S c h e d u l e s _ U r l > + 
+         < S c h e d u l e s _ U r l T e x t > S c h e d u l e s _ U r l T e x t < / S c h e d u l e s _ U r l T e x t > + 
+         < F i n a n c i a l R e p o r t S c h e d u l e > + 
+             < C o d e > C o d e < / C o d e > + 
+             < D e s c r i p t i o n > D e s c r i p t i o n < / D e s c r i p t i o n > + 
+             < F i n a n c i a l R e p o r t N a m e > F i n a n c i a l R e p o r t N a m e < / F i n a n c i a l R e p o r t N a m e > + 
+         < / F i n a n c i a l R e p o r t S c h e d u l e > + 
+     < / R o o t > + 
+ < / N a v W o r d R e p o r t X m l P a r t > 
+</file>
+
+<file path=customXml/item3.xml>��< ? x m l   v e r s i o n = " 1 . 0 "   e n c o d i n g = " u t f - 1 6 " ? > + 
+ < N a v W o r d R e p o r t X m l P a r t   x m l n s = " u r n : m i c r o s o f t - d y n a m i c s - b u s i n e s s c e n t r a l / i n t e r n a l / e x t e n d e d / r e p o r t s / F i n a n c i a l _ R e p o r t _ E x p o r t _ E m a i l / 8 3 6 0 / " > + 
+     < B C R e p o r t I n f o r m a t i o n > + 
+         < R e p o r t M e t a d a t a > + 
+             < E x t e n s i o n I d > E x t e n s i o n   I D < / E x t e n s i o n I d > + 
+             < E x t e n s i o n N a m e > E x t e n s i o n   N a m e < / E x t e n s i o n N a m e > + 
+             < E x t e n s i o n P u b l i s h e r > E x t e n s i o n   P u b l i s h e r < / E x t e n s i o n P u b l i s h e r > + 
+             < E x t e n s i o n V e r s i o n > E x t e n s i o n   V e r s i o n < / E x t e n s i o n V e r s i o n > + 
+             < R e p o r t I d > R e p o r t   I D < / R e p o r t I d > + 
+             < R e p o r t N a m e > R e p o r t   N a m e < / R e p o r t N a m e > + 
+             < A b o u t T h i s R e p o r t T i t l e > A b o u t   T h i s   R e p o r t   T i t l e < / A b o u t T h i s R e p o r t T i t l e > + 
+             < A b o u t T h i s R e p o r t T e x t > A b o u t   T h i s   R e p o r t   T e x t < / A b o u t T h i s R e p o r t T e x t > + 
+             < R e p o r t H e l p L i n k > R e p o r t   H e l p   L i n k < / R e p o r t H e l p L i n k > + 
+         < / R e p o r t M e t a d a t a > + 
+         < R e p o r t R e q u e s t > + 
+             < T e n a n t E n t r a I d > T e n a n t   E n t r a   I d < / T e n a n t E n t r a I d > + 
+             < E n v i r o n m e n t N a m e > E n v i r o n m e n t   N a m e < / E n v i r o n m e n t N a m e > + 
+             < E n v i r o n m e n t T y p e > E n v i r o n m e n t   T y p e < / E n v i r o n m e n t T y p e > + 
+             < C o m p a n y N a m e > C o m p a n y   N a m e < / C o m p a n y N a m e > + 
+             < C o m p a n y D i s p l a y N a m e > C o m p a n y   D i s p l a y   N a m e < / C o m p a n y D i s p l a y N a m e > + 
+             < C o m p a n y I d > C o m p a n y   I D < / C o m p a n y I d > + 
+             < U s e r N a m e > U s e r   N a m e < / U s e r N a m e > + 
+             < D a t e A n d T i m e > D a t e   a n d   T i m e < / D a t e A n d T i m e > + 
+             < L a n g u a g e > L a n g u a g e < / L a n g u a g e > + 
+             < F o r m a t R e g i o n > F o r m a t   R e g i o n < / F o r m a t R e g i o n > + 
+             < D a t e T i m e V a l u e s > + 
+                 < Y e a r > Y e a r < / Y e a r > + 
+                 < M o n t h N u m b e r > M o n t h   N u m b e r < / M o n t h N u m b e r > + 
+                 < D a y N u m b e r > D a y   N u m b e r < / D a y N u m b e r > + 
+                 < H o u r > H o u r < / H o u r > + 
+                 < M i n u t e > M i n u t e < / M i n u t e > + 
+             < / D a t e T i m e V a l u e s > + 
+         < / R e p o r t R e q u e s t > + 
+         < C o m p a n y M e t a d a t a > + 
+             < C o m p a n y N a m e > C o m p a n y   N a m e < / C o m p a n y N a m e > + 
+             < C o m p a n y D i s p l a y N a m e > C o m p a n y   D i s p l a y   N a m e < / C o m p a n y D i s p l a y N a m e > + 
+             < C o m p a n y A d d r e s s L i n e s > + 
+                 < C o m p a n y A d d r e s s L i n e > C o m p a n y   A d d r e s s   L i n e   1 < / C o m p a n y A d d r e s s L i n e > + 
+                 < C o m p a n y A d d r e s s L i n e > C o m p a n y   A d d r e s s   L i n e   2 < / C o m p a n y A d d r e s s L i n e > + 
+                 < C o m p a n y A d d r e s s L i n e > C o m p a n y   A d d r e s s   L i n e   3 < / C o m p a n y A d d r e s s L i n e > + 
+                 < C o m p a n y A d d r e s s L i n e > C o m p a n y   A d d r e s s   L i n e   4 < / C o m p a n y A d d r e s s L i n e > + 
+                 < C o m p a n y A d d r e s s L i n e > C o m p a n y   A d d r e s s   L i n e   5 < / C o m p a n y A d d r e s s L i n e > + 
+                 < C o m p a n y A d d r e s s L i n e > C o m p a n y   A d d r e s s   L i n e   6 < / C o m p a n y A d d r e s s L i n e > + 
+                 < C o m p a n y A d d r e s s L i n e > C o m p a n y   A d d r e s s   L i n e   7 < / C o m p a n y A d d r e s s L i n e > + 
+                 < C o m p a n y A d d r e s s L i n e > C o m p a n y   A d d r e s s   L i n e   8 < / C o m p a n y A d d r e s s L i n e > + 
+             < / C o m p a n y A d d r e s s L i n e s > + 
+             < C o m p a n y P h o n e > C o m p a n y   P h o n e < / C o m p a n y P h o n e > + 
+             < C o m p a n y P h o n e C a p t i o n > C o m p a n y   P h o n e   C a p t i o n < / C o m p a n y P h o n e C a p t i o n > + 
+             < C o m p a n y F a x N o > C o m p a n y   F a x   N o . < / C o m p a n y F a x N o > + 
+             < C o m p a n y F a x N o C a p t i o n > C o m p a n y   F a x   N o .   C a p t i o n < / C o m p a n y F a x N o C a p t i o n > + 
+             < C o m p a n y E m a i l > C o m p a n y   E m a i l < / C o m p a n y E m a i l > + 
+             < C o m p a n y E m a i l C a p t i o n > C o m p a n y   E m a i l   C a p t i o n < / C o m p a n y E m a i l C a p t i o n > + 
+             < C o m p a n y H o m e P a g e > C o m p a n y   H o m e   P a g e < / C o m p a n y H o m e P a g e > + 
+             < C o m p a n y H o m e P a g e C a p t i o n > C o m p a n y   H o m e   P a g e   C a p t i o n < / C o m p a n y H o m e P a g e C a p t i o n > + 
+             < C o m p a n y L o g o > C o m p a n y   L o g o < / C o m p a n y L o g o > + 
+             < C o m p a n y V A T R e g i s t r a t i o n N o > C o m p a n y   V A T   R e g i s t r a t i o n   N o . < / C o m p a n y V A T R e g i s t r a t i o n N o > + 
+             < C o m p a n y V A T R e g i s t r a t i o n N o C a p t i o n > C o m p a n y   V A T   R e g i s t r a t i o n   N o .   C a p t i o n < / C o m p a n y V A T R e g i s t r a t i o n N o C a p t i o n > + 
+             < C o m p a n y R e g i s t r a t i o n N o > C o m p a n y   R e g i s t r a t i o n   N o . < / C o m p a n y R e g i s t r a t i o n N o > + 
+             < C o m p a n y R e g i s t r a t i o n N o C a p t i o n > C o m p a n y   R e g i s t r a t i o n   N o .   C a p t i o n < / C o m p a n y R e g i s t r a t i o n N o C a p t i o n > + 
+             < C o m p a n y B a n k N a m e > C o m p a n y   B a n k   N a m e < / C o m p a n y B a n k N a m e > + 
+             < C o m p a n y B a n k N a m e C a p t i o n > C o m p a n y   B a n k   N a m e   C a p t i o n < / C o m p a n y B a n k N a m e C a p t i o n > + 
+             < C o m p a n y B a n k A c c o u n t N o > C o m p a n y   B a n k   A c c o u n t   N o . < / C o m p a n y B a n k A c c o u n t N o > + 
+             < C o m p a n y B a n k A c c o u n t N o C a p t i o n > C o m p a n y   B a n k   A c c o u n t   N o .   C a p t i o n < / C o m p a n y B a n k A c c o u n t N o C a p t i o n > + 
+             < C o m p a n y B a n k B r a n c h N o > C o m p a n y   B a n k   B r a n c h   N o . < / C o m p a n y B a n k B r a n c h N o > + 
+             < C o m p a n y B a n k B r a n c h N o C a p t i o n > C o m p a n y   B a n k   B r a n c h   N o .   C a p t i o n < / C o m p a n y B a n k B r a n c h N o C a p t i o n > + 
+             < C o m p a n y I B A N > C o m p a n y   I B A N < / C o m p a n y I B A N > + 
+             < C o m p a n y I B A N C a p t i o n > C o m p a n y   I B A N   C a p t i o n < / C o m p a n y I B A N C a p t i o n > + 
+             < C o m p a n y B a n k S W I F T > C o m p a n y   B a n k   S W I F T < / C o m p a n y B a n k S W I F T > + 
+             < C o m p a n y B a n k S W I F T C a p t i o n > C o m p a n y   B a n k   S W I F T   C a p t i o n < / C o m p a n y B a n k S W I F T C a p t i o n > + 
+             < C o m p a n y G i r o N o > C o m p a n y   G i r o   N o . < / C o m p a n y G i r o N o > + 
+             < C o m p a n y G i r o N o C a p t i o n > C o m p a n y   G i r o   N o .   C a p t i o n < / C o m p a n y G i r o N o C a p t i o n > + 
+         < / C o m p a n y M e t a d a t a > + 
+     < / B C R e p o r t I n f o r m a t i o n > + 
+     < T o o l t i p s > + 
+         < T o o l t i p   c o l u m n = " F i n a n c i a l R e p o r t N a m e "   E l e m e n t I d = " 3 2 4 7 5 9 4 1 9 " > + 
+             < T o o l t i p T e x t   l a n g = " e n - U S " > S p e c i f i e s   t h e   n a m e   o f   t h e   f i n a n c i a l   r e p o r t . < / T o o l t i p T e x t > + 
+         < / T o o l t i p > + 
+         < T o o l t i p   c o l u m n = " C o d e "   E l e m e n t I d = " 8 5 7 4 7 0 4 7 2 " > + 
+             < T o o l t i p T e x t   l a n g = " e n - U S " > S p e c i f i e s   t h e   c o d e   o f   t h e   s c h e d u l e . < / T o o l t i p T e x t > + 
+         < / T o o l t i p > + 
+         < T o o l t i p   c o l u m n = " D e s c r i p t i o n "   E l e m e n t I d = " 1 3 1 4 3 5 1 3 0 7 " > + 
+             < T o o l t i p T e x t   l a n g = " e n - U S " > S p e c i f i e s   t h e   d e s c r i p t i o n . < / T o o l t i p T e x t > + 
+         < / T o o l t i p > + 
+     < / T o o l t i p s > + 
+     < R o o t   E l e m e n t T y p e = " D a t a I t e m "   E l e m e n t I d = " 9 2 8 4 3 6 5 2 3 " > + 
+         < A u t o m a t e d E m a i l T x t   E l e m e n t T y p e = " C o l u m n "   E l e m e n t I d = " 1 3 6 3 1 2 1 6 8 1 "   D a t a T y p e = " L a b e l " > A u t o m a t e d E m a i l T x t < / A u t o m a t e d E m a i l T x t > + 
+         < G r e e t i n g T x t   E l e m e n t T y p e = " C o l u m n "   E l e m e n t I d = " 1 7 5 2 0 1 6 5 9 6 "   D a t a T y p e = " L a b e l " > G r e e t i n g T x t < / G r e e t i n g T x t > + 
+         < R e p o r t C o n t e x t   E l e m e n t T y p e = " C o l u m n "   E l e m e n t I d = " 6 1 4 7 9 1 8 6 8 "   D a t a T y p e = " T e x t " > R e p o r t C o n t e x t < / R e p o r t C o n t e x t > + 
+         < S c h e d u l e s _ U r l   E l e m e n t T y p e = " C o l u m n "   E l e m e n t I d = " 2 1 4 0 9 8 9 1 9 "   D a t a T y p e = " T e x t " > S c h e d u l e s _ U r l < / S c h e d u l e s _ U r l > + 
+         < S c h e d u l e s _ U r l T e x t   E l e m e n t T y p e = " C o l u m n "   E l e m e n t I d = " 4 7 4 5 8 5 3 2 6 "   D a t a T y p e = " L a b e l " > S c h e d u l e s _ U r l T e x t < / S c h e d u l e s _ U r l T e x t > + 
+         < F i n a n c i a l R e p o r t S c h e d u l e   E l e m e n t T y p e = " D a t a I t e m "   E l e m e n t I d = " 1 7 0 8 3 2 6 0 3 9 " > + 
+             < C o d e   E l e m e n t T y p e = " C o l u m n "   E l e m e n t I d = " 8 5 7 4 7 0 4 7 2 "   D a t a T y p e = " C o d e " > C o d e < / C o d e > + 
+             < D e s c r i p t i o n   E l e m e n t T y p e = " C o l u m n "   E l e m e n t I d = " 1 3 1 4 3 5 1 3 0 7 "   D a t a T y p e = " T e x t " > D e s c r i p t i o n < / D e s c r i p t i o n > + 
+             < F i n a n c i a l R e p o r t N a m e   E l e m e n t T y p e = " C o l u m n "   E l e m e n t I d = " 3 2 4 7 5 9 4 1 9 "   D a t a T y p e = " C o d e " > F i n a n c i a l R e p o r t N a m e < / F i n a n c i a l R e p o r t N a m e > + 
+         < / F i n a n c i a l R e p o r t S c h e d u l e > + 
+     < / R o o t > + 
+ < / N a v W o r d R e p o r t X m l P a r t > 
 </file>
 
 <file path=docMetadata/LabelInfo.xml><?xml version="1.0" encoding="utf-8"?>

--- a/src/Layers/W1/BaseApp/Finance/FinancialReports/FinancialReportExportEmail.docx
+++ b/src/Layers/W1/BaseApp/Finance/FinancialReports/FinancialReportExportEmail.docx
@@ -1484,6 +1484,8 @@
  
              < R e p o r t N a m e > R e p o r t   N a m e < / R e p o r t N a m e >   
+             < R e p o r t C a p t i o n > R e p o r t   C a p t i o n < / R e p o r t C a p t i o n > + 
              < A b o u t T h i s R e p o r t T i t l e > A b o u t   T h i s   R e p o r t   T i t l e < / A b o u t T h i s R e p o r t T i t l e >   
              < A b o u t T h i s R e p o r t T e x t > A b o u t   T h i s   R e p o r t   T e x t < / A b o u t T h i s R e p o r t T e x t > @@ -1538,21 +1540,21 @@
  
              < C o m p a n y A d d r e s s L i n e s >   
-                 < C o m p a n y A d d r e s s L i n e > C o m p a n y   A d d r e s s   L i n e   1 < / C o m p a n y A d d r e s s L i n e > - 
-                 < C o m p a n y A d d r e s s L i n e > C o m p a n y   A d d r e s s   L i n e   2 < / C o m p a n y A d d r e s s L i n e > - 
-                 < C o m p a n y A d d r e s s L i n e > C o m p a n y   A d d r e s s   L i n e   3 < / C o m p a n y A d d r e s s L i n e > - 
-                 < C o m p a n y A d d r e s s L i n e > C o m p a n y   A d d r e s s   L i n e   4 < / C o m p a n y A d d r e s s L i n e > - 
-                 < C o m p a n y A d d r e s s L i n e > C o m p a n y   A d d r e s s   L i n e   5 < / C o m p a n y A d d r e s s L i n e > - 
-                 < C o m p a n y A d d r e s s L i n e > C o m p a n y   A d d r e s s   L i n e   6 < / C o m p a n y A d d r e s s L i n e > - 
-                 < C o m p a n y A d d r e s s L i n e > C o m p a n y   A d d r e s s   L i n e   7 < / C o m p a n y A d d r e s s L i n e > - 
-                 < C o m p a n y A d d r e s s L i n e > C o m p a n y   A d d r e s s   L i n e   8 < / C o m p a n y A d d r e s s L i n e > +                 < C o m p a n y A d d r e s s L i n e 1 > C o m p a n y   A d d r e s s   L i n e   1 < / C o m p a n y A d d r e s s L i n e 1 > + 
+                 < C o m p a n y A d d r e s s L i n e 2 > C o m p a n y   A d d r e s s   L i n e   2 < / C o m p a n y A d d r e s s L i n e 2 > + 
+                 < C o m p a n y A d d r e s s L i n e 3 > C o m p a n y   A d d r e s s   L i n e   3 < / C o m p a n y A d d r e s s L i n e 3 > + 
+                 < C o m p a n y A d d r e s s L i n e 4 > C o m p a n y   A d d r e s s   L i n e   4 < / C o m p a n y A d d r e s s L i n e 4 > + 
+                 < C o m p a n y A d d r e s s L i n e 5 > C o m p a n y   A d d r e s s   L i n e   5 < / C o m p a n y A d d r e s s L i n e 5 > + 
+                 < C o m p a n y A d d r e s s L i n e 6 > C o m p a n y   A d d r e s s   L i n e   6 < / C o m p a n y A d d r e s s L i n e 6 > + 
+                 < C o m p a n y A d d r e s s L i n e 7 > C o m p a n y   A d d r e s s   L i n e   7 < / C o m p a n y A d d r e s s L i n e 7 > + 
+                 < C o m p a n y A d d r e s s L i n e 8 > C o m p a n y   A d d r e s s   L i n e   8 < / C o m p a n y A d d r e s s L i n e 8 >   
              < / C o m p a n y A d d r e s s L i n e s >   
@@ -1657,6 +1659,8 @@
  
              < R e p o r t N a m e > R e p o r t   N a m e < / R e p o r t N a m e >   
+             < R e p o r t C a p t i o n > R e p o r t   C a p t i o n < / R e p o r t C a p t i o n > + 
              < A b o u t T h i s R e p o r t T i t l e > A b o u t   T h i s   R e p o r t   T i t l e < / A b o u t T h i s R e p o r t T i t l e >   
              < A b o u t T h i s R e p o r t T e x t > A b o u t   T h i s   R e p o r t   T e x t < / A b o u t T h i s R e p o r t T e x t > @@ -1711,21 +1715,21 @@
  
              < C o m p a n y A d d r e s s L i n e s >   
-                 < C o m p a n y A d d r e s s L i n e > C o m p a n y   A d d r e s s   L i n e   1 < / C o m p a n y A d d r e s s L i n e > - 
-                 < C o m p a n y A d d r e s s L i n e > C o m p a n y   A d d r e s s   L i n e   2 < / C o m p a n y A d d r e s s L i n e > - 
-                 < C o m p a n y A d d r e s s L i n e > C o m p a n y   A d d r e s s   L i n e   3 < / C o m p a n y A d d r e s s L i n e > - 
-                 < C o m p a n y A d d r e s s L i n e > C o m p a n y   A d d r e s s   L i n e   4 < / C o m p a n y A d d r e s s L i n e > - 
-                 < C o m p a n y A d d r e s s L i n e > C o m p a n y   A d d r e s s   L i n e   5 < / C o m p a n y A d d r e s s L i n e > - 
-                 < C o m p a n y A d d r e s s L i n e > C o m p a n y   A d d r e s s   L i n e   6 < / C o m p a n y A d d r e s s L i n e > - 
-                 < C o m p a n y A d d r e s s L i n e > C o m p a n y   A d d r e s s   L i n e   7 < / C o m p a n y A d d r e s s L i n e > - 
-                 < C o m p a n y A d d r e s s L i n e > C o m p a n y   A d d r e s s   L i n e   8 < / C o m p a n y A d d r e s s L i n e > +                 < C o m p a n y A d d r e s s L i n e 1 > C o m p a n y   A d d r e s s   L i n e   1 < / C o m p a n y A d d r e s s L i n e 1 > + 
+                 < C o m p a n y A d d r e s s L i n e 2 > C o m p a n y   A d d r e s s   L i n e   2 < / C o m p a n y A d d r e s s L i n e 2 > + 
+                 < C o m p a n y A d d r e s s L i n e 3 > C o m p a n y   A d d r e s s   L i n e   3 < / C o m p a n y A d d r e s s L i n e 3 > + 
+                 < C o m p a n y A d d r e s s L i n e 4 > C o m p a n y   A d d r e s s   L i n e   4 < / C o m p a n y A d d r e s s L i n e 4 > + 
+                 < C o m p a n y A d d r e s s L i n e 5 > C o m p a n y   A d d r e s s   L i n e   5 < / C o m p a n y A d d r e s s L i n e 5 > + 
+                 < C o m p a n y A d d r e s s L i n e 6 > C o m p a n y   A d d r e s s   L i n e   6 < / C o m p a n y A d d r e s s L i n e 6 > + 
+                 < C o m p a n y A d d r e s s L i n e 7 > C o m p a n y   A d d r e s s   L i n e   7 < / C o m p a n y A d d r e s s L i n e 7 > + 
+                 < C o m p a n y A d d r e s s L i n e 8 > C o m p a n y   A d d r e s s   L i n e   8 < / C o m p a n y A d d r e s s L i n e 8 >   
              < / C o m p a n y A d d r e s s L i n e s >   

--- a/src/Layers/W1/BaseApp/Finance/FinancialReports/FinancialReportExportEmail.docx
+++ b/src/Layers/W1/BaseApp/Finance/FinancialReports/FinancialReportExportEmail.docx
@@ -1464,376 +1464,53 @@
 </a:theme>
 </file>
 
-<file path=customXml/item2.xml>��< ? x m l   v e r s i o n = " 1 . 0 "   e n c o d i n g = " u t f - 1 6 " ? > - 
- < N a v W o r d R e p o r t X m l P a r t   x m l n s = " u r n : m i c r o s o f t - d y n a m i c s - n a v / r e p o r t s / F i n a n c i a l _ R e p o r t _ E x p o r t _ E m a i l / 8 3 6 0 / " > - 
-     < B C R e p o r t I n f o r m a t i o n > - 
-         < R e p o r t M e t a d a t a > - 
-             < E x t e n s i o n I d > E x t e n s i o n   I D < / E x t e n s i o n I d > - 
-             < E x t e n s i o n N a m e > E x t e n s i o n   N a m e < / E x t e n s i o n N a m e > - 
-             < E x t e n s i o n P u b l i s h e r > E x t e n s i o n   P u b l i s h e r < / E x t e n s i o n P u b l i s h e r > - 
-             < E x t e n s i o n V e r s i o n > E x t e n s i o n   V e r s i o n < / E x t e n s i o n V e r s i o n > - 
-             < R e p o r t I d > R e p o r t   I D < / R e p o r t I d > - 
-             < R e p o r t N a m e > R e p o r t   N a m e < / R e p o r t N a m e > - 
-             < R e p o r t C a p t i o n > R e p o r t   C a p t i o n < / R e p o r t C a p t i o n > - 
-             < A b o u t T h i s R e p o r t T i t l e > A b o u t   T h i s   R e p o r t   T i t l e < / A b o u t T h i s R e p o r t T i t l e > - 
-             < A b o u t T h i s R e p o r t T e x t > A b o u t   T h i s   R e p o r t   T e x t < / A b o u t T h i s R e p o r t T e x t > - 
-             < R e p o r t H e l p L i n k > R e p o r t   H e l p   L i n k < / R e p o r t H e l p L i n k > - 
-         < / R e p o r t M e t a d a t a > - 
-         < R e p o r t R e q u e s t > - 
-             < T e n a n t E n t r a I d > T e n a n t   E n t r a   I d < / T e n a n t E n t r a I d > - 
-             < E n v i r o n m e n t N a m e > E n v i r o n m e n t   N a m e < / E n v i r o n m e n t N a m e > - 
-             < E n v i r o n m e n t T y p e > E n v i r o n m e n t   T y p e < / E n v i r o n m e n t T y p e > - 
-             < C o m p a n y N a m e > C o m p a n y   N a m e < / C o m p a n y N a m e > - 
-             < C o m p a n y D i s p l a y N a m e > C o m p a n y   D i s p l a y   N a m e < / C o m p a n y D i s p l a y N a m e > - 
-             < C o m p a n y I d > C o m p a n y   I D < / C o m p a n y I d > - 
-             < U s e r N a m e > U s e r   N a m e < / U s e r N a m e > - 
-             < D a t e A n d T i m e > D a t e   a n d   T i m e < / D a t e A n d T i m e > - 
-             < L a n g u a g e > L a n g u a g e < / L a n g u a g e > - 
-             < F o r m a t R e g i o n > F o r m a t   R e g i o n < / F o r m a t R e g i o n > - 
-             < D a t e T i m e V a l u e s > - 
-                 < Y e a r > Y e a r < / Y e a r > - 
-                 < M o n t h N u m b e r > M o n t h   N u m b e r < / M o n t h N u m b e r > - 
-                 < D a y N u m b e r > D a y   N u m b e r < / D a y N u m b e r > - 
-                 < H o u r > H o u r < / H o u r > - 
-                 < M i n u t e > M i n u t e < / M i n u t e > - 
-             < / D a t e T i m e V a l u e s > - 
-         < / R e p o r t R e q u e s t > - 
-         < C o m p a n y M e t a d a t a > - 
-             < C o m p a n y N a m e > C o m p a n y   N a m e < / C o m p a n y N a m e > - 
-             < C o m p a n y D i s p l a y N a m e > C o m p a n y   D i s p l a y   N a m e < / C o m p a n y D i s p l a y N a m e > - 
-             < C o m p a n y A d d r e s s L i n e s > - 
-                 < C o m p a n y A d d r e s s L i n e 1 > C o m p a n y   A d d r e s s   L i n e   1 < / C o m p a n y A d d r e s s L i n e 1 > - 
-                 < C o m p a n y A d d r e s s L i n e 2 > C o m p a n y   A d d r e s s   L i n e   2 < / C o m p a n y A d d r e s s L i n e 2 > - 
-                 < C o m p a n y A d d r e s s L i n e 3 > C o m p a n y   A d d r e s s   L i n e   3 < / C o m p a n y A d d r e s s L i n e 3 > - 
-                 < C o m p a n y A d d r e s s L i n e 4 > C o m p a n y   A d d r e s s   L i n e   4 < / C o m p a n y A d d r e s s L i n e 4 > - 
-                 < C o m p a n y A d d r e s s L i n e 5 > C o m p a n y   A d d r e s s   L i n e   5 < / C o m p a n y A d d r e s s L i n e 5 > - 
-                 < C o m p a n y A d d r e s s L i n e 6 > C o m p a n y   A d d r e s s   L i n e   6 < / C o m p a n y A d d r e s s L i n e 6 > - 
-                 < C o m p a n y A d d r e s s L i n e 7 > C o m p a n y   A d d r e s s   L i n e   7 < / C o m p a n y A d d r e s s L i n e 7 > - 
-                 < C o m p a n y A d d r e s s L i n e 8 > C o m p a n y   A d d r e s s   L i n e   8 < / C o m p a n y A d d r e s s L i n e 8 > - 
-             < / C o m p a n y A d d r e s s L i n e s > - 
-             < C o m p a n y P h o n e > C o m p a n y   P h o n e < / C o m p a n y P h o n e > - 
-             < C o m p a n y P h o n e C a p t i o n > C o m p a n y   P h o n e   C a p t i o n < / C o m p a n y P h o n e C a p t i o n > - 
-             < C o m p a n y F a x N o > C o m p a n y   F a x   N o . < / C o m p a n y F a x N o > - 
-             < C o m p a n y F a x N o C a p t i o n > C o m p a n y   F a x   N o .   C a p t i o n < / C o m p a n y F a x N o C a p t i o n > - 
-             < C o m p a n y E m a i l > C o m p a n y   E m a i l < / C o m p a n y E m a i l > - 
-             < C o m p a n y E m a i l C a p t i o n > C o m p a n y   E m a i l   C a p t i o n < / C o m p a n y E m a i l C a p t i o n > - 
-             < C o m p a n y H o m e P a g e > C o m p a n y   H o m e   P a g e < / C o m p a n y H o m e P a g e > - 
-             < C o m p a n y H o m e P a g e C a p t i o n > C o m p a n y   H o m e   P a g e   C a p t i o n < / C o m p a n y H o m e P a g e C a p t i o n > - 
-             < C o m p a n y L o g o > C o m p a n y   L o g o < / C o m p a n y L o g o > - 
-             < C o m p a n y V A T R e g i s t r a t i o n N o > C o m p a n y   V A T   R e g i s t r a t i o n   N o . < / C o m p a n y V A T R e g i s t r a t i o n N o > - 
-             < C o m p a n y V A T R e g i s t r a t i o n N o C a p t i o n > C o m p a n y   V A T   R e g i s t r a t i o n   N o .   C a p t i o n < / C o m p a n y V A T R e g i s t r a t i o n N o C a p t i o n > - 
-             < C o m p a n y R e g i s t r a t i o n N o > C o m p a n y   R e g i s t r a t i o n   N o . < / C o m p a n y R e g i s t r a t i o n N o > - 
-             < C o m p a n y R e g i s t r a t i o n N o C a p t i o n > C o m p a n y   R e g i s t r a t i o n   N o .   C a p t i o n < / C o m p a n y R e g i s t r a t i o n N o C a p t i o n > - 
-             < C o m p a n y B a n k N a m e > C o m p a n y   B a n k   N a m e < / C o m p a n y B a n k N a m e > - 
-             < C o m p a n y B a n k N a m e C a p t i o n > C o m p a n y   B a n k   N a m e   C a p t i o n < / C o m p a n y B a n k N a m e C a p t i o n > - 
-             < C o m p a n y B a n k A c c o u n t N o > C o m p a n y   B a n k   A c c o u n t   N o . < / C o m p a n y B a n k A c c o u n t N o > - 
-             < C o m p a n y B a n k A c c o u n t N o C a p t i o n > C o m p a n y   B a n k   A c c o u n t   N o .   C a p t i o n < / C o m p a n y B a n k A c c o u n t N o C a p t i o n > - 
-             < C o m p a n y B a n k B r a n c h N o > C o m p a n y   B a n k   B r a n c h   N o . < / C o m p a n y B a n k B r a n c h N o > - 
-             < C o m p a n y B a n k B r a n c h N o C a p t i o n > C o m p a n y   B a n k   B r a n c h   N o .   C a p t i o n < / C o m p a n y B a n k B r a n c h N o C a p t i o n > - 
-             < C o m p a n y I B A N > C o m p a n y   I B A N < / C o m p a n y I B A N > - 
-             < C o m p a n y I B A N C a p t i o n > C o m p a n y   I B A N   C a p t i o n < / C o m p a n y I B A N C a p t i o n > - 
-             < C o m p a n y B a n k S W I F T > C o m p a n y   B a n k   S W I F T < / C o m p a n y B a n k S W I F T > - 
-             < C o m p a n y B a n k S W I F T C a p t i o n > C o m p a n y   B a n k   S W I F T   C a p t i o n < / C o m p a n y B a n k S W I F T C a p t i o n > - 
-             < C o m p a n y G i r o N o > C o m p a n y   G i r o   N o . < / C o m p a n y G i r o N o > - 
-             < C o m p a n y G i r o N o C a p t i o n > C o m p a n y   G i r o   N o .   C a p t i o n < / C o m p a n y G i r o N o C a p t i o n > - 
-         < / C o m p a n y M e t a d a t a > - 
-     < / B C R e p o r t I n f o r m a t i o n > - 
-     < R o o t > - 
-         < A u t o m a t e d E m a i l T x t > A u t o m a t e d E m a i l T x t < / A u t o m a t e d E m a i l T x t > - 
-         < G r e e t i n g T x t > G r e e t i n g T x t < / G r e e t i n g T x t > - 
-         < R e p o r t C o n t e x t > R e p o r t C o n t e x t < / R e p o r t C o n t e x t > - 
-         < S c h e d u l e s _ U r l > S c h e d u l e s _ U r l < / S c h e d u l e s _ U r l > - 
-         < S c h e d u l e s _ U r l T e x t > S c h e d u l e s _ U r l T e x t < / S c h e d u l e s _ U r l T e x t > - 
-         < F i n a n c i a l R e p o r t S c h e d u l e > - 
-             < C o d e > C o d e < / C o d e > - 
-             < D e s c r i p t i o n > D e s c r i p t i o n < / D e s c r i p t i o n > - 
-             < F i n a n c i a l R e p o r t N a m e > F i n a n c i a l R e p o r t N a m e < / F i n a n c i a l R e p o r t N a m e > - 
-         < / F i n a n c i a l R e p o r t S c h e d u l e > - 
-     < / R o o t > - 
- < / N a v W o r d R e p o r t X m l P a r t > 
-</file>
-
-<file path=customXml/item3.xml>��< ? x m l   v e r s i o n = " 1 . 0 "   e n c o d i n g = " u t f - 1 6 " ? > - 
- < N a v W o r d R e p o r t X m l P a r t   x m l n s = " u r n : m i c r o s o f t - d y n a m i c s - b u s i n e s s c e n t r a l / i n t e r n a l / e x t e n d e d / r e p o r t s / F i n a n c i a l _ R e p o r t _ E x p o r t _ E m a i l / 8 3 6 0 / " > - 
-     < B C R e p o r t I n f o r m a t i o n > - 
-         < R e p o r t M e t a d a t a > - 
-             < E x t e n s i o n I d > E x t e n s i o n   I D < / E x t e n s i o n I d > - 
-             < E x t e n s i o n N a m e > E x t e n s i o n   N a m e < / E x t e n s i o n N a m e > - 
-             < E x t e n s i o n P u b l i s h e r > E x t e n s i o n   P u b l i s h e r < / E x t e n s i o n P u b l i s h e r > - 
-             < E x t e n s i o n V e r s i o n > E x t e n s i o n   V e r s i o n < / E x t e n s i o n V e r s i o n > - 
-             < R e p o r t I d > R e p o r t   I D < / R e p o r t I d > - 
-             < R e p o r t N a m e > R e p o r t   N a m e < / R e p o r t N a m e > - 
-             < R e p o r t C a p t i o n > R e p o r t   C a p t i o n < / R e p o r t C a p t i o n > - 
-             < A b o u t T h i s R e p o r t T i t l e > A b o u t   T h i s   R e p o r t   T i t l e < / A b o u t T h i s R e p o r t T i t l e > - 
-             < A b o u t T h i s R e p o r t T e x t > A b o u t   T h i s   R e p o r t   T e x t < / A b o u t T h i s R e p o r t T e x t > - 
-             < R e p o r t H e l p L i n k > R e p o r t   H e l p   L i n k < / R e p o r t H e l p L i n k > - 
-         < / R e p o r t M e t a d a t a > - 
-         < R e p o r t R e q u e s t > - 
-             < T e n a n t E n t r a I d > T e n a n t   E n t r a   I d < / T e n a n t E n t r a I d > - 
-             < E n v i r o n m e n t N a m e > E n v i r o n m e n t   N a m e < / E n v i r o n m e n t N a m e > - 
-             < E n v i r o n m e n t T y p e > E n v i r o n m e n t   T y p e < / E n v i r o n m e n t T y p e > - 
-             < C o m p a n y N a m e > C o m p a n y   N a m e < / C o m p a n y N a m e > - 
-             < C o m p a n y D i s p l a y N a m e > C o m p a n y   D i s p l a y   N a m e < / C o m p a n y D i s p l a y N a m e > - 
-             < C o m p a n y I d > C o m p a n y   I D < / C o m p a n y I d > - 
-             < U s e r N a m e > U s e r   N a m e < / U s e r N a m e > - 
-             < D a t e A n d T i m e > D a t e   a n d   T i m e < / D a t e A n d T i m e > - 
-             < L a n g u a g e > L a n g u a g e < / L a n g u a g e > - 
-             < F o r m a t R e g i o n > F o r m a t   R e g i o n < / F o r m a t R e g i o n > - 
-             < D a t e T i m e V a l u e s > - 
-                 < Y e a r > Y e a r < / Y e a r > - 
-                 < M o n t h N u m b e r > M o n t h   N u m b e r < / M o n t h N u m b e r > - 
-                 < D a y N u m b e r > D a y   N u m b e r < / D a y N u m b e r > - 
-                 < H o u r > H o u r < / H o u r > - 
-                 < M i n u t e > M i n u t e < / M i n u t e > - 
-             < / D a t e T i m e V a l u e s > - 
-         < / R e p o r t R e q u e s t > - 
-         < C o m p a n y M e t a d a t a > - 
-             < C o m p a n y N a m e > C o m p a n y   N a m e < / C o m p a n y N a m e > - 
-             < C o m p a n y D i s p l a y N a m e > C o m p a n y   D i s p l a y   N a m e < / C o m p a n y D i s p l a y N a m e > - 
-             < C o m p a n y A d d r e s s L i n e s > - 
-                 < C o m p a n y A d d r e s s L i n e 1 > C o m p a n y   A d d r e s s   L i n e   1 < / C o m p a n y A d d r e s s L i n e 1 > - 
-                 < C o m p a n y A d d r e s s L i n e 2 > C o m p a n y   A d d r e s s   L i n e   2 < / C o m p a n y A d d r e s s L i n e 2 > - 
-                 < C o m p a n y A d d r e s s L i n e 3 > C o m p a n y   A d d r e s s   L i n e   3 < / C o m p a n y A d d r e s s L i n e 3 > - 
-                 < C o m p a n y A d d r e s s L i n e 4 > C o m p a n y   A d d r e s s   L i n e   4 < / C o m p a n y A d d r e s s L i n e 4 > - 
-                 < C o m p a n y A d d r e s s L i n e 5 > C o m p a n y   A d d r e s s   L i n e   5 < / C o m p a n y A d d r e s s L i n e 5 > - 
-                 < C o m p a n y A d d r e s s L i n e 6 > C o m p a n y   A d d r e s s   L i n e   6 < / C o m p a n y A d d r e s s L i n e 6 > - 
-                 < C o m p a n y A d d r e s s L i n e 7 > C o m p a n y   A d d r e s s   L i n e   7 < / C o m p a n y A d d r e s s L i n e 7 > - 
-                 < C o m p a n y A d d r e s s L i n e 8 > C o m p a n y   A d d r e s s   L i n e   8 < / C o m p a n y A d d r e s s L i n e 8 > - 
-             < / C o m p a n y A d d r e s s L i n e s > - 
-             < C o m p a n y P h o n e > C o m p a n y   P h o n e < / C o m p a n y P h o n e > - 
-             < C o m p a n y P h o n e C a p t i o n > C o m p a n y   P h o n e   C a p t i o n < / C o m p a n y P h o n e C a p t i o n > - 
-             < C o m p a n y F a x N o > C o m p a n y   F a x   N o . < / C o m p a n y F a x N o > - 
-             < C o m p a n y F a x N o C a p t i o n > C o m p a n y   F a x   N o .   C a p t i o n < / C o m p a n y F a x N o C a p t i o n > - 
-             < C o m p a n y E m a i l > C o m p a n y   E m a i l < / C o m p a n y E m a i l > - 
-             < C o m p a n y E m a i l C a p t i o n > C o m p a n y   E m a i l   C a p t i o n < / C o m p a n y E m a i l C a p t i o n > - 
-             < C o m p a n y H o m e P a g e > C o m p a n y   H o m e   P a g e < / C o m p a n y H o m e P a g e > - 
-             < C o m p a n y H o m e P a g e C a p t i o n > C o m p a n y   H o m e   P a g e   C a p t i o n < / C o m p a n y H o m e P a g e C a p t i o n > - 
-             < C o m p a n y L o g o > C o m p a n y   L o g o < / C o m p a n y L o g o > - 
-             < C o m p a n y V A T R e g i s t r a t i o n N o > C o m p a n y   V A T   R e g i s t r a t i o n   N o . < / C o m p a n y V A T R e g i s t r a t i o n N o > - 
-             < C o m p a n y V A T R e g i s t r a t i o n N o C a p t i o n > C o m p a n y   V A T   R e g i s t r a t i o n   N o .   C a p t i o n < / C o m p a n y V A T R e g i s t r a t i o n N o C a p t i o n > - 
-             < C o m p a n y R e g i s t r a t i o n N o > C o m p a n y   R e g i s t r a t i o n   N o . < / C o m p a n y R e g i s t r a t i o n N o > - 
-             < C o m p a n y R e g i s t r a t i o n N o C a p t i o n > C o m p a n y   R e g i s t r a t i o n   N o .   C a p t i o n < / C o m p a n y R e g i s t r a t i o n N o C a p t i o n > - 
-             < C o m p a n y B a n k N a m e > C o m p a n y   B a n k   N a m e < / C o m p a n y B a n k N a m e > - 
-             < C o m p a n y B a n k N a m e C a p t i o n > C o m p a n y   B a n k   N a m e   C a p t i o n < / C o m p a n y B a n k N a m e C a p t i o n > - 
-             < C o m p a n y B a n k A c c o u n t N o > C o m p a n y   B a n k   A c c o u n t   N o . < / C o m p a n y B a n k A c c o u n t N o > - 
-             < C o m p a n y B a n k A c c o u n t N o C a p t i o n > C o m p a n y   B a n k   A c c o u n t   N o .   C a p t i o n < / C o m p a n y B a n k A c c o u n t N o C a p t i o n > - 
-             < C o m p a n y B a n k B r a n c h N o > C o m p a n y   B a n k   B r a n c h   N o . < / C o m p a n y B a n k B r a n c h N o > - 
-             < C o m p a n y B a n k B r a n c h N o C a p t i o n > C o m p a n y   B a n k   B r a n c h   N o .   C a p t i o n < / C o m p a n y B a n k B r a n c h N o C a p t i o n > - 
-             < C o m p a n y I B A N > C o m p a n y   I B A N < / C o m p a n y I B A N > - 
-             < C o m p a n y I B A N C a p t i o n > C o m p a n y   I B A N   C a p t i o n < / C o m p a n y I B A N C a p t i o n > - 
-             < C o m p a n y B a n k S W I F T > C o m p a n y   B a n k   S W I F T < / C o m p a n y B a n k S W I F T > - 
-             < C o m p a n y B a n k S W I F T C a p t i o n > C o m p a n y   B a n k   S W I F T   C a p t i o n < / C o m p a n y B a n k S W I F T C a p t i o n > - 
-             < C o m p a n y G i r o N o > C o m p a n y   G i r o   N o . < / C o m p a n y G i r o N o > - 
-             < C o m p a n y G i r o N o C a p t i o n > C o m p a n y   G i r o   N o .   C a p t i o n < / C o m p a n y G i r o N o C a p t i o n > - 
-         < / C o m p a n y M e t a d a t a > - 
-     < / B C R e p o r t I n f o r m a t i o n > - 
-     < T o o l t i p s > - 
-         < T o o l t i p   c o l u m n = " F i n a n c i a l R e p o r t N a m e "   E l e m e n t I d = " 3 2 4 7 5 9 4 1 9 " > - 
-             < T o o l t i p T e x t   l a n g = " e n - U S " > S p e c i f i e s   t h e   n a m e   o f   t h e   f i n a n c i a l   r e p o r t . < / T o o l t i p T e x t > - 
-         < / T o o l t i p > - 
-         < T o o l t i p   c o l u m n = " C o d e "   E l e m e n t I d = " 8 5 7 4 7 0 4 7 2 " > - 
-             < T o o l t i p T e x t   l a n g = " e n - U S " > S p e c i f i e s   t h e   c o d e   o f   t h e   s c h e d u l e . < / T o o l t i p T e x t > - 
-         < / T o o l t i p > - 
-         < T o o l t i p   c o l u m n = " D e s c r i p t i o n "   E l e m e n t I d = " 1 3 1 4 3 5 1 3 0 7 " > - 
-             < T o o l t i p T e x t   l a n g = " e n - U S " > S p e c i f i e s   t h e   d e s c r i p t i o n . < / T o o l t i p T e x t > - 
-         < / T o o l t i p > - 
-     < / T o o l t i p s > - 
-     < R o o t   E l e m e n t T y p e = " D a t a I t e m "   E l e m e n t I d = " 9 2 8 4 3 6 5 2 3 " > - 
-         < A u t o m a t e d E m a i l T x t   E l e m e n t T y p e = " C o l u m n "   E l e m e n t I d = " 1 3 6 3 1 2 1 6 8 1 "   D a t a T y p e = " L a b e l " > A u t o m a t e d E m a i l T x t < / A u t o m a t e d E m a i l T x t > - 
-         < G r e e t i n g T x t   E l e m e n t T y p e = " C o l u m n "   E l e m e n t I d = " 1 7 5 2 0 1 6 5 9 6 "   D a t a T y p e = " L a b e l " > G r e e t i n g T x t < / G r e e t i n g T x t > - 
-         < R e p o r t C o n t e x t   E l e m e n t T y p e = " C o l u m n "   E l e m e n t I d = " 6 1 4 7 9 1 8 6 8 "   D a t a T y p e = " T e x t " > R e p o r t C o n t e x t < / R e p o r t C o n t e x t > - 
-         < S c h e d u l e s _ U r l   E l e m e n t T y p e = " C o l u m n "   E l e m e n t I d = " 2 1 4 0 9 8 9 1 9 "   D a t a T y p e = " T e x t " > S c h e d u l e s _ U r l < / S c h e d u l e s _ U r l > - 
-         < S c h e d u l e s _ U r l T e x t   E l e m e n t T y p e = " C o l u m n "   E l e m e n t I d = " 4 7 4 5 8 5 3 2 6 "   D a t a T y p e = " L a b e l " > S c h e d u l e s _ U r l T e x t < / S c h e d u l e s _ U r l T e x t > - 
-         < F i n a n c i a l R e p o r t S c h e d u l e   E l e m e n t T y p e = " D a t a I t e m "   E l e m e n t I d = " 1 7 0 8 3 2 6 0 3 9 " > - 
-             < C o d e   E l e m e n t T y p e = " C o l u m n "   E l e m e n t I d = " 8 5 7 4 7 0 4 7 2 "   D a t a T y p e = " C o d e " > C o d e < / C o d e > - 
-             < D e s c r i p t i o n   E l e m e n t T y p e = " C o l u m n "   E l e m e n t I d = " 1 3 1 4 3 5 1 3 0 7 "   D a t a T y p e = " T e x t " > D e s c r i p t i o n < / D e s c r i p t i o n > - 
-             < F i n a n c i a l R e p o r t N a m e   E l e m e n t T y p e = " C o l u m n "   E l e m e n t I d = " 3 2 4 7 5 9 4 1 9 "   D a t a T y p e = " C o d e " > F i n a n c i a l R e p o r t N a m e < / F i n a n c i a l R e p o r t N a m e > - 
-         < / F i n a n c i a l R e p o r t S c h e d u l e > - 
-     < / R o o t > - 
- < / N a v W o r d R e p o r t X m l P a r t > 
+<file path=customXml/item2.xml><?xml version="1.0" encoding="utf-8"?>
+<NavWordReportXmlPart xmlns="urn:microsoft-dynamics-nav/reports/Financial_Report_Export_Email/8360/">
+  <BCReportInformation>
+    <ReportMetadata>
+      <ExtensionId>Extension ID</ExtensionId>
+      <ExtensionName>Extension Name</ExtensionName>
+      <ExtensionPublisher>Extension Publisher</ExtensionPublisher>
+      <ExtensionVersion>Extension Version</ExtensionVersion>
+      <ReportId>Report ID</ReportId>
+      <ReportName>Report Name</ReportName>
+      <AboutThisReportTitle>About This Report Title</AboutThisReportTitle>
+      <AboutThisReportText>About This Report Text</AboutThisReportText>
+      <ReportHelpLink>Report Help Link</ReportHelpLink>
+    </ReportMetadata>
+    <ReportRequest>
+      <TenantEntraId>Tenant Entra Id</TenantEntraId>
+      <EnvironmentName>Environment Name</EnvironmentName>
+      <EnvironmentType>Environment Type</EnvironmentType>
+      <CompanyName>Company Name</CompanyName>
+      <CompanyDisplayName>Company Display Name</CompanyDisplayName>
+      <CompanyId>Company ID</CompanyId>
+      <UserName>User Name</UserName>
+      <DateAndTime>Date and Time</DateAndTime>
+      <Language>Language</Language>
+      <FormatRegion>Format Region</FormatRegion>
+      <DateTimeValues>
+        <Year>Year</Year>
+        <MonthNumber>Month Number</MonthNumber>
+        <DayNumber>Day Number</DayNumber>
+        <Hour>Hour</Hour>
+        <Minute>Minute</Minute>
+      </DateTimeValues>
+    </ReportRequest>
+  </BCReportInformation>
+  <Root>
+    <AutomatedEmailTxt>AutomatedEmailTxt</AutomatedEmailTxt>
+    <GreetingTxt>GreetingTxt</GreetingTxt>
+    <ReportContext>ReportContext</ReportContext>
+    <Schedules_Url>Schedules_Url</Schedules_Url>
+    <Schedules_UrlText>Schedules_UrlText</Schedules_UrlText>
+    <FinancialReportSchedule>
+      <Code>Code</Code>
+      <Description>Description</Description>
+      <FinancialReportName>FinancialReportName</FinancialReportName>
+    </FinancialReportSchedule>
+  </Root>
+</NavWordReportXmlPart>
 </file>
 
 <file path=docMetadata/LabelInfo.xml><?xml version="1.0" encoding="utf-8"?>

--- a/src/Layers/W1/BaseApp/Finance/FinancialReports/FinancialReportExportEmail.docx
+++ b/src/Layers/W1/BaseApp/Finance/FinancialReports/FinancialReportExportEmail.docx
@@ -1464,53 +1464,376 @@
 </a:theme>
 </file>
 
-<file path=customXml/item2.xml><?xml version="1.0" encoding="utf-8"?>
-<NavWordReportXmlPart xmlns="urn:microsoft-dynamics-nav/reports/Financial_Report_Export_Email/8360/">
-  <BCReportInformation>
-    <ReportMetadata>
-      <ExtensionId>Extension ID</ExtensionId>
-      <ExtensionName>Extension Name</ExtensionName>
-      <ExtensionPublisher>Extension Publisher</ExtensionPublisher>
-      <ExtensionVersion>Extension Version</ExtensionVersion>
-      <ReportId>Report ID</ReportId>
-      <ReportName>Report Name</ReportName>
-      <AboutThisReportTitle>About This Report Title</AboutThisReportTitle>
-      <AboutThisReportText>About This Report Text</AboutThisReportText>
-      <ReportHelpLink>Report Help Link</ReportHelpLink>
-    </ReportMetadata>
-    <ReportRequest>
-      <TenantEntraId>Tenant Entra Id</TenantEntraId>
-      <EnvironmentName>Environment Name</EnvironmentName>
-      <EnvironmentType>Environment Type</EnvironmentType>
-      <CompanyName>Company Name</CompanyName>
-      <CompanyDisplayName>Company Display Name</CompanyDisplayName>
-      <CompanyId>Company ID</CompanyId>
-      <UserName>User Name</UserName>
-      <DateAndTime>Date and Time</DateAndTime>
-      <Language>Language</Language>
-      <FormatRegion>Format Region</FormatRegion>
-      <DateTimeValues>
-        <Year>Year</Year>
-        <MonthNumber>Month Number</MonthNumber>
-        <DayNumber>Day Number</DayNumber>
-        <Hour>Hour</Hour>
-        <Minute>Minute</Minute>
-      </DateTimeValues>
-    </ReportRequest>
-  </BCReportInformation>
-  <Root>
-    <AutomatedEmailTxt>AutomatedEmailTxt</AutomatedEmailTxt>
-    <GreetingTxt>GreetingTxt</GreetingTxt>
-    <ReportContext>ReportContext</ReportContext>
-    <Schedules_Url>Schedules_Url</Schedules_Url>
-    <Schedules_UrlText>Schedules_UrlText</Schedules_UrlText>
-    <FinancialReportSchedule>
-      <Code>Code</Code>
-      <Description>Description</Description>
-      <FinancialReportName>FinancialReportName</FinancialReportName>
-    </FinancialReportSchedule>
-  </Root>
-</NavWordReportXmlPart>
+<file path=customXml/item2.xml>��< ? x m l   v e r s i o n = " 1 . 0 "   e n c o d i n g = " u t f - 1 6 " ? > + 
+ < N a v W o r d R e p o r t X m l P a r t   x m l n s = " u r n : m i c r o s o f t - d y n a m i c s - n a v / r e p o r t s / F i n a n c i a l _ R e p o r t _ E x p o r t _ E m a i l / 8 3 6 0 / " > + 
+     < B C R e p o r t I n f o r m a t i o n > + 
+         < R e p o r t M e t a d a t a > + 
+             < E x t e n s i o n I d > E x t e n s i o n   I D < / E x t e n s i o n I d > + 
+             < E x t e n s i o n N a m e > E x t e n s i o n   N a m e < / E x t e n s i o n N a m e > + 
+             < E x t e n s i o n P u b l i s h e r > E x t e n s i o n   P u b l i s h e r < / E x t e n s i o n P u b l i s h e r > + 
+             < E x t e n s i o n V e r s i o n > E x t e n s i o n   V e r s i o n < / E x t e n s i o n V e r s i o n > + 
+             < R e p o r t I d > R e p o r t   I D < / R e p o r t I d > + 
+             < R e p o r t N a m e > R e p o r t   N a m e < / R e p o r t N a m e > + 
+             < R e p o r t C a p t i o n > R e p o r t   C a p t i o n < / R e p o r t C a p t i o n > + 
+             < A b o u t T h i s R e p o r t T i t l e > A b o u t   T h i s   R e p o r t   T i t l e < / A b o u t T h i s R e p o r t T i t l e > + 
+             < A b o u t T h i s R e p o r t T e x t > A b o u t   T h i s   R e p o r t   T e x t < / A b o u t T h i s R e p o r t T e x t > + 
+             < R e p o r t H e l p L i n k > R e p o r t   H e l p   L i n k < / R e p o r t H e l p L i n k > + 
+         < / R e p o r t M e t a d a t a > + 
+         < R e p o r t R e q u e s t > + 
+             < T e n a n t E n t r a I d > T e n a n t   E n t r a   I d < / T e n a n t E n t r a I d > + 
+             < E n v i r o n m e n t N a m e > E n v i r o n m e n t   N a m e < / E n v i r o n m e n t N a m e > + 
+             < E n v i r o n m e n t T y p e > E n v i r o n m e n t   T y p e < / E n v i r o n m e n t T y p e > + 
+             < C o m p a n y N a m e > C o m p a n y   N a m e < / C o m p a n y N a m e > + 
+             < C o m p a n y D i s p l a y N a m e > C o m p a n y   D i s p l a y   N a m e < / C o m p a n y D i s p l a y N a m e > + 
+             < C o m p a n y I d > C o m p a n y   I D < / C o m p a n y I d > + 
+             < U s e r N a m e > U s e r   N a m e < / U s e r N a m e > + 
+             < D a t e A n d T i m e > D a t e   a n d   T i m e < / D a t e A n d T i m e > + 
+             < L a n g u a g e > L a n g u a g e < / L a n g u a g e > + 
+             < F o r m a t R e g i o n > F o r m a t   R e g i o n < / F o r m a t R e g i o n > + 
+             < D a t e T i m e V a l u e s > + 
+                 < Y e a r > Y e a r < / Y e a r > + 
+                 < M o n t h N u m b e r > M o n t h   N u m b e r < / M o n t h N u m b e r > + 
+                 < D a y N u m b e r > D a y   N u m b e r < / D a y N u m b e r > + 
+                 < H o u r > H o u r < / H o u r > + 
+                 < M i n u t e > M i n u t e < / M i n u t e > + 
+             < / D a t e T i m e V a l u e s > + 
+         < / R e p o r t R e q u e s t > + 
+         < C o m p a n y M e t a d a t a > + 
+             < C o m p a n y N a m e > C o m p a n y   N a m e < / C o m p a n y N a m e > + 
+             < C o m p a n y D i s p l a y N a m e > C o m p a n y   D i s p l a y   N a m e < / C o m p a n y D i s p l a y N a m e > + 
+             < C o m p a n y A d d r e s s L i n e s > + 
+                 < C o m p a n y A d d r e s s L i n e 1 > C o m p a n y   A d d r e s s   L i n e   1 < / C o m p a n y A d d r e s s L i n e 1 > + 
+                 < C o m p a n y A d d r e s s L i n e 2 > C o m p a n y   A d d r e s s   L i n e   2 < / C o m p a n y A d d r e s s L i n e 2 > + 
+                 < C o m p a n y A d d r e s s L i n e 3 > C o m p a n y   A d d r e s s   L i n e   3 < / C o m p a n y A d d r e s s L i n e 3 > + 
+                 < C o m p a n y A d d r e s s L i n e 4 > C o m p a n y   A d d r e s s   L i n e   4 < / C o m p a n y A d d r e s s L i n e 4 > + 
+                 < C o m p a n y A d d r e s s L i n e 5 > C o m p a n y   A d d r e s s   L i n e   5 < / C o m p a n y A d d r e s s L i n e 5 > + 
+                 < C o m p a n y A d d r e s s L i n e 6 > C o m p a n y   A d d r e s s   L i n e   6 < / C o m p a n y A d d r e s s L i n e 6 > + 
+                 < C o m p a n y A d d r e s s L i n e 7 > C o m p a n y   A d d r e s s   L i n e   7 < / C o m p a n y A d d r e s s L i n e 7 > + 
+                 < C o m p a n y A d d r e s s L i n e 8 > C o m p a n y   A d d r e s s   L i n e   8 < / C o m p a n y A d d r e s s L i n e 8 > + 
+             < / C o m p a n y A d d r e s s L i n e s > + 
+             < C o m p a n y P h o n e > C o m p a n y   P h o n e < / C o m p a n y P h o n e > + 
+             < C o m p a n y P h o n e C a p t i o n > C o m p a n y   P h o n e   C a p t i o n < / C o m p a n y P h o n e C a p t i o n > + 
+             < C o m p a n y F a x N o > C o m p a n y   F a x   N o . < / C o m p a n y F a x N o > + 
+             < C o m p a n y F a x N o C a p t i o n > C o m p a n y   F a x   N o .   C a p t i o n < / C o m p a n y F a x N o C a p t i o n > + 
+             < C o m p a n y E m a i l > C o m p a n y   E m a i l < / C o m p a n y E m a i l > + 
+             < C o m p a n y E m a i l C a p t i o n > C o m p a n y   E m a i l   C a p t i o n < / C o m p a n y E m a i l C a p t i o n > + 
+             < C o m p a n y H o m e P a g e > C o m p a n y   H o m e   P a g e < / C o m p a n y H o m e P a g e > + 
+             < C o m p a n y H o m e P a g e C a p t i o n > C o m p a n y   H o m e   P a g e   C a p t i o n < / C o m p a n y H o m e P a g e C a p t i o n > + 
+             < C o m p a n y L o g o > C o m p a n y   L o g o < / C o m p a n y L o g o > + 
+             < C o m p a n y V A T R e g i s t r a t i o n N o > C o m p a n y   V A T   R e g i s t r a t i o n   N o . < / C o m p a n y V A T R e g i s t r a t i o n N o > + 
+             < C o m p a n y V A T R e g i s t r a t i o n N o C a p t i o n > C o m p a n y   V A T   R e g i s t r a t i o n   N o .   C a p t i o n < / C o m p a n y V A T R e g i s t r a t i o n N o C a p t i o n > + 
+             < C o m p a n y R e g i s t r a t i o n N o > C o m p a n y   R e g i s t r a t i o n   N o . < / C o m p a n y R e g i s t r a t i o n N o > + 
+             < C o m p a n y R e g i s t r a t i o n N o C a p t i o n > C o m p a n y   R e g i s t r a t i o n   N o .   C a p t i o n < / C o m p a n y R e g i s t r a t i o n N o C a p t i o n > + 
+             < C o m p a n y B a n k N a m e > C o m p a n y   B a n k   N a m e < / C o m p a n y B a n k N a m e > + 
+             < C o m p a n y B a n k N a m e C a p t i o n > C o m p a n y   B a n k   N a m e   C a p t i o n < / C o m p a n y B a n k N a m e C a p t i o n > + 
+             < C o m p a n y B a n k A c c o u n t N o > C o m p a n y   B a n k   A c c o u n t   N o . < / C o m p a n y B a n k A c c o u n t N o > + 
+             < C o m p a n y B a n k A c c o u n t N o C a p t i o n > C o m p a n y   B a n k   A c c o u n t   N o .   C a p t i o n < / C o m p a n y B a n k A c c o u n t N o C a p t i o n > + 
+             < C o m p a n y B a n k B r a n c h N o > C o m p a n y   B a n k   B r a n c h   N o . < / C o m p a n y B a n k B r a n c h N o > + 
+             < C o m p a n y B a n k B r a n c h N o C a p t i o n > C o m p a n y   B a n k   B r a n c h   N o .   C a p t i o n < / C o m p a n y B a n k B r a n c h N o C a p t i o n > + 
+             < C o m p a n y I B A N > C o m p a n y   I B A N < / C o m p a n y I B A N > + 
+             < C o m p a n y I B A N C a p t i o n > C o m p a n y   I B A N   C a p t i o n < / C o m p a n y I B A N C a p t i o n > + 
+             < C o m p a n y B a n k S W I F T > C o m p a n y   B a n k   S W I F T < / C o m p a n y B a n k S W I F T > + 
+             < C o m p a n y B a n k S W I F T C a p t i o n > C o m p a n y   B a n k   S W I F T   C a p t i o n < / C o m p a n y B a n k S W I F T C a p t i o n > + 
+             < C o m p a n y G i r o N o > C o m p a n y   G i r o   N o . < / C o m p a n y G i r o N o > + 
+             < C o m p a n y G i r o N o C a p t i o n > C o m p a n y   G i r o   N o .   C a p t i o n < / C o m p a n y G i r o N o C a p t i o n > + 
+         < / C o m p a n y M e t a d a t a > + 
+     < / B C R e p o r t I n f o r m a t i o n > + 
+     < R o o t > + 
+         < A u t o m a t e d E m a i l T x t > A u t o m a t e d E m a i l T x t < / A u t o m a t e d E m a i l T x t > + 
+         < G r e e t i n g T x t > G r e e t i n g T x t < / G r e e t i n g T x t > + 
+         < R e p o r t C o n t e x t > R e p o r t C o n t e x t < / R e p o r t C o n t e x t > + 
+         < S c h e d u l e s _ U r l > S c h e d u l e s _ U r l < / S c h e d u l e s _ U r l > + 
+         < S c h e d u l e s _ U r l T e x t > S c h e d u l e s _ U r l T e x t < / S c h e d u l e s _ U r l T e x t > + 
+         < F i n a n c i a l R e p o r t S c h e d u l e > + 
+             < C o d e > C o d e < / C o d e > + 
+             < D e s c r i p t i o n > D e s c r i p t i o n < / D e s c r i p t i o n > + 
+             < F i n a n c i a l R e p o r t N a m e > F i n a n c i a l R e p o r t N a m e < / F i n a n c i a l R e p o r t N a m e > + 
+         < / F i n a n c i a l R e p o r t S c h e d u l e > + 
+     < / R o o t > + 
+ < / N a v W o r d R e p o r t X m l P a r t > 
+</file>
+
+<file path=customXml/item3.xml>��< ? x m l   v e r s i o n = " 1 . 0 "   e n c o d i n g = " u t f - 1 6 " ? > + 
+ < N a v W o r d R e p o r t X m l P a r t   x m l n s = " u r n : m i c r o s o f t - d y n a m i c s - b u s i n e s s c e n t r a l / i n t e r n a l / e x t e n d e d / r e p o r t s / F i n a n c i a l _ R e p o r t _ E x p o r t _ E m a i l / 8 3 6 0 / " > + 
+     < B C R e p o r t I n f o r m a t i o n > + 
+         < R e p o r t M e t a d a t a > + 
+             < E x t e n s i o n I d > E x t e n s i o n   I D < / E x t e n s i o n I d > + 
+             < E x t e n s i o n N a m e > E x t e n s i o n   N a m e < / E x t e n s i o n N a m e > + 
+             < E x t e n s i o n P u b l i s h e r > E x t e n s i o n   P u b l i s h e r < / E x t e n s i o n P u b l i s h e r > + 
+             < E x t e n s i o n V e r s i o n > E x t e n s i o n   V e r s i o n < / E x t e n s i o n V e r s i o n > + 
+             < R e p o r t I d > R e p o r t   I D < / R e p o r t I d > + 
+             < R e p o r t N a m e > R e p o r t   N a m e < / R e p o r t N a m e > + 
+             < R e p o r t C a p t i o n > R e p o r t   C a p t i o n < / R e p o r t C a p t i o n > + 
+             < A b o u t T h i s R e p o r t T i t l e > A b o u t   T h i s   R e p o r t   T i t l e < / A b o u t T h i s R e p o r t T i t l e > + 
+             < A b o u t T h i s R e p o r t T e x t > A b o u t   T h i s   R e p o r t   T e x t < / A b o u t T h i s R e p o r t T e x t > + 
+             < R e p o r t H e l p L i n k > R e p o r t   H e l p   L i n k < / R e p o r t H e l p L i n k > + 
+         < / R e p o r t M e t a d a t a > + 
+         < R e p o r t R e q u e s t > + 
+             < T e n a n t E n t r a I d > T e n a n t   E n t r a   I d < / T e n a n t E n t r a I d > + 
+             < E n v i r o n m e n t N a m e > E n v i r o n m e n t   N a m e < / E n v i r o n m e n t N a m e > + 
+             < E n v i r o n m e n t T y p e > E n v i r o n m e n t   T y p e < / E n v i r o n m e n t T y p e > + 
+             < C o m p a n y N a m e > C o m p a n y   N a m e < / C o m p a n y N a m e > + 
+             < C o m p a n y D i s p l a y N a m e > C o m p a n y   D i s p l a y   N a m e < / C o m p a n y D i s p l a y N a m e > + 
+             < C o m p a n y I d > C o m p a n y   I D < / C o m p a n y I d > + 
+             < U s e r N a m e > U s e r   N a m e < / U s e r N a m e > + 
+             < D a t e A n d T i m e > D a t e   a n d   T i m e < / D a t e A n d T i m e > + 
+             < L a n g u a g e > L a n g u a g e < / L a n g u a g e > + 
+             < F o r m a t R e g i o n > F o r m a t   R e g i o n < / F o r m a t R e g i o n > + 
+             < D a t e T i m e V a l u e s > + 
+                 < Y e a r > Y e a r < / Y e a r > + 
+                 < M o n t h N u m b e r > M o n t h   N u m b e r < / M o n t h N u m b e r > + 
+                 < D a y N u m b e r > D a y   N u m b e r < / D a y N u m b e r > + 
+                 < H o u r > H o u r < / H o u r > + 
+                 < M i n u t e > M i n u t e < / M i n u t e > + 
+             < / D a t e T i m e V a l u e s > + 
+         < / R e p o r t R e q u e s t > + 
+         < C o m p a n y M e t a d a t a > + 
+             < C o m p a n y N a m e > C o m p a n y   N a m e < / C o m p a n y N a m e > + 
+             < C o m p a n y D i s p l a y N a m e > C o m p a n y   D i s p l a y   N a m e < / C o m p a n y D i s p l a y N a m e > + 
+             < C o m p a n y A d d r e s s L i n e s > + 
+                 < C o m p a n y A d d r e s s L i n e 1 > C o m p a n y   A d d r e s s   L i n e   1 < / C o m p a n y A d d r e s s L i n e 1 > + 
+                 < C o m p a n y A d d r e s s L i n e 2 > C o m p a n y   A d d r e s s   L i n e   2 < / C o m p a n y A d d r e s s L i n e 2 > + 
+                 < C o m p a n y A d d r e s s L i n e 3 > C o m p a n y   A d d r e s s   L i n e   3 < / C o m p a n y A d d r e s s L i n e 3 > + 
+                 < C o m p a n y A d d r e s s L i n e 4 > C o m p a n y   A d d r e s s   L i n e   4 < / C o m p a n y A d d r e s s L i n e 4 > + 
+                 < C o m p a n y A d d r e s s L i n e 5 > C o m p a n y   A d d r e s s   L i n e   5 < / C o m p a n y A d d r e s s L i n e 5 > + 
+                 < C o m p a n y A d d r e s s L i n e 6 > C o m p a n y   A d d r e s s   L i n e   6 < / C o m p a n y A d d r e s s L i n e 6 > + 
+                 < C o m p a n y A d d r e s s L i n e 7 > C o m p a n y   A d d r e s s   L i n e   7 < / C o m p a n y A d d r e s s L i n e 7 > + 
+                 < C o m p a n y A d d r e s s L i n e 8 > C o m p a n y   A d d r e s s   L i n e   8 < / C o m p a n y A d d r e s s L i n e 8 > + 
+             < / C o m p a n y A d d r e s s L i n e s > + 
+             < C o m p a n y P h o n e > C o m p a n y   P h o n e < / C o m p a n y P h o n e > + 
+             < C o m p a n y P h o n e C a p t i o n > C o m p a n y   P h o n e   C a p t i o n < / C o m p a n y P h o n e C a p t i o n > + 
+             < C o m p a n y F a x N o > C o m p a n y   F a x   N o . < / C o m p a n y F a x N o > + 
+             < C o m p a n y F a x N o C a p t i o n > C o m p a n y   F a x   N o .   C a p t i o n < / C o m p a n y F a x N o C a p t i o n > + 
+             < C o m p a n y E m a i l > C o m p a n y   E m a i l < / C o m p a n y E m a i l > + 
+             < C o m p a n y E m a i l C a p t i o n > C o m p a n y   E m a i l   C a p t i o n < / C o m p a n y E m a i l C a p t i o n > + 
+             < C o m p a n y H o m e P a g e > C o m p a n y   H o m e   P a g e < / C o m p a n y H o m e P a g e > + 
+             < C o m p a n y H o m e P a g e C a p t i o n > C o m p a n y   H o m e   P a g e   C a p t i o n < / C o m p a n y H o m e P a g e C a p t i o n > + 
+             < C o m p a n y L o g o > C o m p a n y   L o g o < / C o m p a n y L o g o > + 
+             < C o m p a n y V A T R e g i s t r a t i o n N o > C o m p a n y   V A T   R e g i s t r a t i o n   N o . < / C o m p a n y V A T R e g i s t r a t i o n N o > + 
+             < C o m p a n y V A T R e g i s t r a t i o n N o C a p t i o n > C o m p a n y   V A T   R e g i s t r a t i o n   N o .   C a p t i o n < / C o m p a n y V A T R e g i s t r a t i o n N o C a p t i o n > + 
+             < C o m p a n y R e g i s t r a t i o n N o > C o m p a n y   R e g i s t r a t i o n   N o . < / C o m p a n y R e g i s t r a t i o n N o > + 
+             < C o m p a n y R e g i s t r a t i o n N o C a p t i o n > C o m p a n y   R e g i s t r a t i o n   N o .   C a p t i o n < / C o m p a n y R e g i s t r a t i o n N o C a p t i o n > + 
+             < C o m p a n y B a n k N a m e > C o m p a n y   B a n k   N a m e < / C o m p a n y B a n k N a m e > + 
+             < C o m p a n y B a n k N a m e C a p t i o n > C o m p a n y   B a n k   N a m e   C a p t i o n < / C o m p a n y B a n k N a m e C a p t i o n > + 
+             < C o m p a n y B a n k A c c o u n t N o > C o m p a n y   B a n k   A c c o u n t   N o . < / C o m p a n y B a n k A c c o u n t N o > + 
+             < C o m p a n y B a n k A c c o u n t N o C a p t i o n > C o m p a n y   B a n k   A c c o u n t   N o .   C a p t i o n < / C o m p a n y B a n k A c c o u n t N o C a p t i o n > + 
+             < C o m p a n y B a n k B r a n c h N o > C o m p a n y   B a n k   B r a n c h   N o . < / C o m p a n y B a n k B r a n c h N o > + 
+             < C o m p a n y B a n k B r a n c h N o C a p t i o n > C o m p a n y   B a n k   B r a n c h   N o .   C a p t i o n < / C o m p a n y B a n k B r a n c h N o C a p t i o n > + 
+             < C o m p a n y I B A N > C o m p a n y   I B A N < / C o m p a n y I B A N > + 
+             < C o m p a n y I B A N C a p t i o n > C o m p a n y   I B A N   C a p t i o n < / C o m p a n y I B A N C a p t i o n > + 
+             < C o m p a n y B a n k S W I F T > C o m p a n y   B a n k   S W I F T < / C o m p a n y B a n k S W I F T > + 
+             < C o m p a n y B a n k S W I F T C a p t i o n > C o m p a n y   B a n k   S W I F T   C a p t i o n < / C o m p a n y B a n k S W I F T C a p t i o n > + 
+             < C o m p a n y G i r o N o > C o m p a n y   G i r o   N o . < / C o m p a n y G i r o N o > + 
+             < C o m p a n y G i r o N o C a p t i o n > C o m p a n y   G i r o   N o .   C a p t i o n < / C o m p a n y G i r o N o C a p t i o n > + 
+         < / C o m p a n y M e t a d a t a > + 
+     < / B C R e p o r t I n f o r m a t i o n > + 
+     < T o o l t i p s > + 
+         < T o o l t i p   c o l u m n = " F i n a n c i a l R e p o r t N a m e "   E l e m e n t I d = " 3 2 4 7 5 9 4 1 9 " > + 
+             < T o o l t i p T e x t   l a n g = " e n - U S " > S p e c i f i e s   t h e   n a m e   o f   t h e   f i n a n c i a l   r e p o r t . < / T o o l t i p T e x t > + 
+         < / T o o l t i p > + 
+         < T o o l t i p   c o l u m n = " C o d e "   E l e m e n t I d = " 8 5 7 4 7 0 4 7 2 " > + 
+             < T o o l t i p T e x t   l a n g = " e n - U S " > S p e c i f i e s   t h e   c o d e   o f   t h e   s c h e d u l e . < / T o o l t i p T e x t > + 
+         < / T o o l t i p > + 
+         < T o o l t i p   c o l u m n = " D e s c r i p t i o n "   E l e m e n t I d = " 1 3 1 4 3 5 1 3 0 7 " > + 
+             < T o o l t i p T e x t   l a n g = " e n - U S " > S p e c i f i e s   t h e   d e s c r i p t i o n . < / T o o l t i p T e x t > + 
+         < / T o o l t i p > + 
+     < / T o o l t i p s > + 
+     < R o o t   E l e m e n t T y p e = " D a t a I t e m "   E l e m e n t I d = " 9 2 8 4 3 6 5 2 3 " > + 
+         < A u t o m a t e d E m a i l T x t   E l e m e n t T y p e = " C o l u m n "   E l e m e n t I d = " 1 3 6 3 1 2 1 6 8 1 "   D a t a T y p e = " L a b e l " > A u t o m a t e d E m a i l T x t < / A u t o m a t e d E m a i l T x t > + 
+         < G r e e t i n g T x t   E l e m e n t T y p e = " C o l u m n "   E l e m e n t I d = " 1 7 5 2 0 1 6 5 9 6 "   D a t a T y p e = " L a b e l " > G r e e t i n g T x t < / G r e e t i n g T x t > + 
+         < R e p o r t C o n t e x t   E l e m e n t T y p e = " C o l u m n "   E l e m e n t I d = " 6 1 4 7 9 1 8 6 8 "   D a t a T y p e = " T e x t " > R e p o r t C o n t e x t < / R e p o r t C o n t e x t > + 
+         < S c h e d u l e s _ U r l   E l e m e n t T y p e = " C o l u m n "   E l e m e n t I d = " 2 1 4 0 9 8 9 1 9 "   D a t a T y p e = " T e x t " > S c h e d u l e s _ U r l < / S c h e d u l e s _ U r l > + 
+         < S c h e d u l e s _ U r l T e x t   E l e m e n t T y p e = " C o l u m n "   E l e m e n t I d = " 4 7 4 5 8 5 3 2 6 "   D a t a T y p e = " L a b e l " > S c h e d u l e s _ U r l T e x t < / S c h e d u l e s _ U r l T e x t > + 
+         < F i n a n c i a l R e p o r t S c h e d u l e   E l e m e n t T y p e = " D a t a I t e m "   E l e m e n t I d = " 1 7 0 8 3 2 6 0 3 9 " > + 
+             < C o d e   E l e m e n t T y p e = " C o l u m n "   E l e m e n t I d = " 8 5 7 4 7 0 4 7 2 "   D a t a T y p e = " C o d e " > C o d e < / C o d e > + 
+             < D e s c r i p t i o n   E l e m e n t T y p e = " C o l u m n "   E l e m e n t I d = " 1 3 1 4 3 5 1 3 0 7 "   D a t a T y p e = " T e x t " > D e s c r i p t i o n < / D e s c r i p t i o n > + 
+             < F i n a n c i a l R e p o r t N a m e   E l e m e n t T y p e = " C o l u m n "   E l e m e n t I d = " 3 2 4 7 5 9 4 1 9 "   D a t a T y p e = " C o d e " > F i n a n c i a l R e p o r t N a m e < / F i n a n c i a l R e p o r t N a m e > + 
+         < / F i n a n c i a l R e p o r t S c h e d u l e > + 
+     < / R o o t > + 
+ < / N a v W o r d R e p o r t X m l P a r t > 
 </file>
 
 <file path=docMetadata/LabelInfo.xml><?xml version="1.0" encoding="utf-8"?>
